--- a/Backend/Director_Disclosure/Output_Disclosures/2024-25/KARNAVATI_AVIATION_PRIVATE_LIMITED/MBP-1/MBP1_ASHISH_RAJVANSHI_07590913.docx
+++ b/Backend/Director_Disclosure/Output_Disclosures/2024-25/KARNAVATI_AVIATION_PRIVATE_LIMITED/MBP-1/MBP1_ASHISH_RAJVANSHI_07590913.docx
@@ -93,242 +93,17 @@
     </w:p>
     <w:p>
       <w:pPr>
-        <w:spacing w:before="0" w:after="0"/>
-        <w:jc w:val="left"/>
-      </w:pPr>
-      <w:r>
-        <w:rPr>
-          <w:rFonts w:ascii="Adani" w:hAnsi="Adani"/>
-          <w:b w:val="0"/>
-          <w:sz w:val="20"/>
-          <w:u w:val="none"/>
-        </w:rPr>
-        <w:t>AIRAWAT RESEARCH FOUNDATION</w:t>
-      </w:r>
-    </w:p>
-    <w:p>
-      <w:pPr>
-        <w:spacing w:before="0" w:after="0"/>
-        <w:jc w:val="left"/>
-      </w:pPr>
-      <w:r>
-        <w:rPr>
-          <w:rFonts w:ascii="Adani" w:hAnsi="Adani"/>
-          <w:b w:val="0"/>
-          <w:sz w:val="20"/>
-          <w:u w:val="none"/>
-        </w:rPr>
-        <w:t>KARNAVATI AVIATION PRIVATE LIMITED</w:t>
-      </w:r>
-    </w:p>
-    <w:p>
-      <w:pPr>
-        <w:spacing w:before="0" w:after="0"/>
-        <w:jc w:val="left"/>
-      </w:pPr>
-      <w:r>
-        <w:rPr>
-          <w:rFonts w:ascii="Adani" w:hAnsi="Adani"/>
-          <w:b w:val="0"/>
-          <w:sz w:val="20"/>
-          <w:u w:val="none"/>
-        </w:rPr>
-        <w:t>HORIZON AERO SOLUTIONS LIMITED</w:t>
-      </w:r>
-    </w:p>
-    <w:p>
-      <w:pPr>
-        <w:spacing w:before="0" w:after="0"/>
-        <w:jc w:val="left"/>
-      </w:pPr>
-      <w:r>
-        <w:rPr>
-          <w:rFonts w:ascii="Adani" w:hAnsi="Adani"/>
-          <w:b w:val="0"/>
-          <w:sz w:val="20"/>
-          <w:u w:val="none"/>
-        </w:rPr>
-        <w:t>GVK AIRPORT HOLDINGS LIMITED</w:t>
-      </w:r>
-    </w:p>
-    <w:p>
-      <w:pPr>
-        <w:spacing w:before="0" w:after="0"/>
-        <w:jc w:val="left"/>
-      </w:pPr>
-      <w:r>
-        <w:rPr>
-          <w:rFonts w:ascii="Adani" w:hAnsi="Adani"/>
-          <w:b w:val="0"/>
-          <w:sz w:val="20"/>
-          <w:u w:val="none"/>
-        </w:rPr>
-        <w:t>GVK AIRPORT DEVELOPERS LIMITED</w:t>
-      </w:r>
-    </w:p>
-    <w:p>
-      <w:pPr>
-        <w:spacing w:before="0" w:after="0"/>
-        <w:jc w:val="left"/>
-      </w:pPr>
-      <w:r>
-        <w:rPr>
-          <w:rFonts w:ascii="Adani" w:hAnsi="Adani"/>
-          <w:b w:val="0"/>
-          <w:sz w:val="20"/>
-          <w:u w:val="none"/>
-        </w:rPr>
-        <w:t>ADANICONNEX PRIVATE LIMITED</w:t>
-      </w:r>
-    </w:p>
-    <w:p>
-      <w:pPr>
-        <w:spacing w:before="0" w:after="0"/>
-        <w:jc w:val="left"/>
-      </w:pPr>
-      <w:r>
-        <w:rPr>
-          <w:rFonts w:ascii="Adani" w:hAnsi="Adani"/>
-          <w:b w:val="0"/>
-          <w:sz w:val="20"/>
-          <w:u w:val="none"/>
-        </w:rPr>
-        <w:t>PLR SYSTEMS PRIVATE LIMITED</w:t>
-      </w:r>
-    </w:p>
-    <w:p>
-      <w:pPr>
-        <w:spacing w:before="0" w:after="0"/>
-        <w:jc w:val="left"/>
-      </w:pPr>
-      <w:r>
-        <w:rPr>
-          <w:rFonts w:ascii="Adani" w:hAnsi="Adani"/>
-          <w:b w:val="0"/>
-          <w:sz w:val="20"/>
-          <w:u w:val="none"/>
-        </w:rPr>
-        <w:t>PLR SYSTEMS (INDIA) LIMITED</w:t>
-      </w:r>
-    </w:p>
-    <w:p>
-      <w:pPr>
-        <w:spacing w:before="0" w:after="0"/>
-        <w:jc w:val="left"/>
-      </w:pPr>
-      <w:r>
-        <w:rPr>
-          <w:rFonts w:ascii="Adani" w:hAnsi="Adani"/>
-          <w:b w:val="0"/>
-          <w:sz w:val="20"/>
-          <w:u w:val="none"/>
-        </w:rPr>
-        <w:t>ORDEFENCE SYSTEMS LIMITED</w:t>
-      </w:r>
-    </w:p>
-    <w:p>
-      <w:pPr>
-        <w:spacing w:before="0" w:after="0"/>
-        <w:jc w:val="left"/>
-      </w:pPr>
-      <w:r>
-        <w:rPr>
-          <w:rFonts w:ascii="Adani" w:hAnsi="Adani"/>
-          <w:b w:val="0"/>
-          <w:sz w:val="20"/>
-          <w:u w:val="none"/>
-        </w:rPr>
-        <w:t>INDIANOIL - ADANI GAS PRIVATE LIMITED</w:t>
-      </w:r>
-    </w:p>
-    <w:p>
-      <w:pPr>
-        <w:spacing w:before="0" w:after="0"/>
-        <w:jc w:val="left"/>
-      </w:pPr>
-      <w:r>
-        <w:rPr>
-          <w:rFonts w:ascii="Adani" w:hAnsi="Adani"/>
-          <w:b w:val="0"/>
-          <w:sz w:val="20"/>
-          <w:u w:val="none"/>
-        </w:rPr>
-        <w:t>FLAIRE UNMANNED SYSTEMS PRIVATE LIMITED</w:t>
-      </w:r>
-    </w:p>
-    <w:p>
-      <w:pPr>
-        <w:spacing w:before="0" w:after="0"/>
-        <w:jc w:val="left"/>
-      </w:pPr>
-      <w:r>
-        <w:rPr>
-          <w:rFonts w:ascii="Adani" w:hAnsi="Adani"/>
-          <w:b w:val="0"/>
-          <w:sz w:val="20"/>
-          <w:u w:val="none"/>
-        </w:rPr>
-        <w:t>AWL AGRI BUSINESS LIMITED</w:t>
-      </w:r>
-    </w:p>
-    <w:p>
-      <w:pPr>
-        <w:spacing w:before="0" w:after="0"/>
-        <w:jc w:val="left"/>
-      </w:pPr>
-      <w:r>
-        <w:rPr>
-          <w:rFonts w:ascii="Adani" w:hAnsi="Adani"/>
-          <w:b w:val="0"/>
-          <w:sz w:val="20"/>
-          <w:u w:val="none"/>
-        </w:rPr>
-        <w:t>ALPHA-ELSEC DEFENCE &amp; AEROSPACE SYSTEMS PRIVATE LIMITED</w:t>
-      </w:r>
-    </w:p>
-    <w:p>
-      <w:pPr>
-        <w:spacing w:before="0" w:after="0"/>
-        <w:jc w:val="left"/>
-      </w:pPr>
-      <w:r>
-        <w:rPr>
-          <w:rFonts w:ascii="Adani" w:hAnsi="Adani"/>
-          <w:b w:val="0"/>
-          <w:sz w:val="20"/>
-          <w:u w:val="none"/>
-        </w:rPr>
-        <w:t>ALPHA DESIGN TECHNOLOGIES PRIVATE LIMITED</w:t>
-      </w:r>
-    </w:p>
-    <w:p>
-      <w:pPr>
-        <w:spacing w:before="0" w:after="0"/>
-        <w:jc w:val="left"/>
-      </w:pPr>
-      <w:r>
-        <w:rPr>
-          <w:rFonts w:ascii="Adani" w:hAnsi="Adani"/>
-          <w:b w:val="0"/>
-          <w:sz w:val="20"/>
-          <w:u w:val="none"/>
-        </w:rPr>
-        <w:t>ADANI DEFENCE SYSTEMS AND TECHNOLOGIES LIMITED</w:t>
-      </w:r>
-    </w:p>
-    <w:p>
-      <w:pPr>
         <w:spacing w:before="0" w:after="160"/>
         <w:jc w:val="left"/>
       </w:pPr>
       <w:r>
         <w:rPr>
           <w:rFonts w:ascii="Adani" w:hAnsi="Adani"/>
-          <w:b w:val="0"/>
+          <w:b/>
           <w:sz w:val="20"/>
           <w:u w:val="none"/>
         </w:rPr>
-        <w:t>ADANI-ELBIT ADVANCED SYSTEMS INDIA LIMITED</w:t>
+        <w:t>KARNAVATI AVIATION PRIVATE LIMITED</w:t>
       </w:r>
     </w:p>
     <w:p>
@@ -1040,7 +815,7 @@
                 <w:sz w:val="18"/>
                 <w:u w:val="none"/>
               </w:rPr>
-              <w:t>GVK AIRPORT HOLDINGS LIMITED</w:t>
+              <w:t>GVK AIRPORT DEVELOPERS LIMITED</w:t>
             </w:r>
           </w:p>
         </w:tc>
@@ -1182,7 +957,7 @@
                 <w:sz w:val="18"/>
                 <w:u w:val="none"/>
               </w:rPr>
-              <w:t>GVK AIRPORT DEVELOPERS LIMITED</w:t>
+              <w:t>GVK AIRPORT HOLDINGS LIMITED</w:t>
             </w:r>
           </w:p>
         </w:tc>
@@ -2176,574 +1951,6 @@
                 <w:sz w:val="18"/>
                 <w:u w:val="none"/>
               </w:rPr>
-              <w:t>FLAIRE UNMANNED SYSTEMS PRIVATE LIMITED</w:t>
-            </w:r>
-          </w:p>
-        </w:tc>
-        <w:tc>
-          <w:tcPr>
-            <w:tcW w:type="dxa" w:w="1814"/>
-            <w:shd w:val="clear" w:color="auto" w:fill="FFFFFF"/>
-            <w:tcBorders>
-              <w:top w:val="single" w:sz="4" w:space="0" w:color="000000"/>
-              <w:left w:val="single" w:sz="4" w:space="0" w:color="000000"/>
-              <w:bottom w:val="single" w:sz="4" w:space="0" w:color="000000"/>
-              <w:right w:val="single" w:sz="4" w:space="0" w:color="000000"/>
-            </w:tcBorders>
-            <w:vAlign w:val="center"/>
-          </w:tcPr>
-          <w:p>
-            <w:pPr>
-              <w:spacing w:before="40" w:after="40"/>
-              <w:jc w:val="left"/>
-            </w:pPr>
-            <w:r>
-              <w:rPr>
-                <w:rFonts w:ascii="Adani" w:hAnsi="Adani"/>
-                <w:b w:val="0"/>
-                <w:sz w:val="18"/>
-                <w:u w:val="none"/>
-              </w:rPr>
-              <w:t>Director</w:t>
-            </w:r>
-          </w:p>
-        </w:tc>
-        <w:tc>
-          <w:tcPr>
-            <w:tcW w:type="dxa" w:w="1020"/>
-            <w:shd w:val="clear" w:color="auto" w:fill="FFFFFF"/>
-            <w:tcBorders>
-              <w:top w:val="single" w:sz="4" w:space="0" w:color="000000"/>
-              <w:left w:val="single" w:sz="4" w:space="0" w:color="000000"/>
-              <w:bottom w:val="single" w:sz="4" w:space="0" w:color="000000"/>
-              <w:right w:val="single" w:sz="4" w:space="0" w:color="000000"/>
-            </w:tcBorders>
-            <w:vAlign w:val="center"/>
-          </w:tcPr>
-          <w:p>
-            <w:pPr>
-              <w:spacing w:before="40" w:after="40"/>
-              <w:jc w:val="left"/>
-            </w:pPr>
-            <w:r>
-              <w:rPr>
-                <w:rFonts w:ascii="Adani" w:hAnsi="Adani"/>
-                <w:b w:val="0"/>
-                <w:sz w:val="18"/>
-                <w:u w:val="none"/>
-              </w:rPr>
-              <w:t>NIL</w:t>
-            </w:r>
-          </w:p>
-        </w:tc>
-        <w:tc>
-          <w:tcPr>
-            <w:tcW w:type="dxa" w:w="1247"/>
-            <w:shd w:val="clear" w:color="auto" w:fill="FFFFFF"/>
-            <w:tcBorders>
-              <w:top w:val="single" w:sz="4" w:space="0" w:color="000000"/>
-              <w:left w:val="single" w:sz="4" w:space="0" w:color="000000"/>
-              <w:bottom w:val="single" w:sz="4" w:space="0" w:color="000000"/>
-              <w:right w:val="single" w:sz="4" w:space="0" w:color="000000"/>
-            </w:tcBorders>
-            <w:vAlign w:val="center"/>
-          </w:tcPr>
-          <w:p>
-            <w:pPr>
-              <w:spacing w:before="40" w:after="40"/>
-              <w:jc w:val="left"/>
-            </w:pPr>
-            <w:r>
-              <w:rPr>
-                <w:rFonts w:ascii="Adani" w:hAnsi="Adani"/>
-                <w:b w:val="0"/>
-                <w:sz w:val="18"/>
-                <w:u w:val="none"/>
-              </w:rPr>
-              <w:t>02/01/2020</w:t>
-            </w:r>
-          </w:p>
-        </w:tc>
-      </w:tr>
-      <w:tr>
-        <w:tc>
-          <w:tcPr>
-            <w:tcW w:type="dxa" w:w="680"/>
-            <w:shd w:val="clear" w:color="auto" w:fill="FFFFFF"/>
-            <w:tcBorders>
-              <w:top w:val="single" w:sz="4" w:space="0" w:color="000000"/>
-              <w:left w:val="single" w:sz="4" w:space="0" w:color="000000"/>
-              <w:bottom w:val="single" w:sz="4" w:space="0" w:color="000000"/>
-              <w:right w:val="single" w:sz="4" w:space="0" w:color="000000"/>
-            </w:tcBorders>
-            <w:vAlign w:val="center"/>
-          </w:tcPr>
-          <w:p>
-            <w:pPr>
-              <w:spacing w:before="40" w:after="40"/>
-              <w:jc w:val="left"/>
-            </w:pPr>
-            <w:r>
-              <w:rPr>
-                <w:rFonts w:ascii="Adani" w:hAnsi="Adani"/>
-                <w:b w:val="0"/>
-                <w:sz w:val="18"/>
-                <w:u w:val="none"/>
-              </w:rPr>
-              <w:t>13</w:t>
-            </w:r>
-          </w:p>
-        </w:tc>
-        <w:tc>
-          <w:tcPr>
-            <w:tcW w:type="dxa" w:w="3969"/>
-            <w:shd w:val="clear" w:color="auto" w:fill="FFFFFF"/>
-            <w:tcBorders>
-              <w:top w:val="single" w:sz="4" w:space="0" w:color="000000"/>
-              <w:left w:val="single" w:sz="4" w:space="0" w:color="000000"/>
-              <w:bottom w:val="single" w:sz="4" w:space="0" w:color="000000"/>
-              <w:right w:val="single" w:sz="4" w:space="0" w:color="000000"/>
-            </w:tcBorders>
-            <w:vAlign w:val="center"/>
-          </w:tcPr>
-          <w:p>
-            <w:pPr>
-              <w:spacing w:before="40" w:after="40"/>
-              <w:jc w:val="left"/>
-            </w:pPr>
-            <w:r>
-              <w:rPr>
-                <w:rFonts w:ascii="Adani" w:hAnsi="Adani"/>
-                <w:b w:val="0"/>
-                <w:sz w:val="18"/>
-                <w:u w:val="none"/>
-              </w:rPr>
-              <w:t>AWL AGRI BUSINESS LIMITED</w:t>
-            </w:r>
-          </w:p>
-        </w:tc>
-        <w:tc>
-          <w:tcPr>
-            <w:tcW w:type="dxa" w:w="1814"/>
-            <w:shd w:val="clear" w:color="auto" w:fill="FFFFFF"/>
-            <w:tcBorders>
-              <w:top w:val="single" w:sz="4" w:space="0" w:color="000000"/>
-              <w:left w:val="single" w:sz="4" w:space="0" w:color="000000"/>
-              <w:bottom w:val="single" w:sz="4" w:space="0" w:color="000000"/>
-              <w:right w:val="single" w:sz="4" w:space="0" w:color="000000"/>
-            </w:tcBorders>
-            <w:vAlign w:val="center"/>
-          </w:tcPr>
-          <w:p>
-            <w:pPr>
-              <w:spacing w:before="40" w:after="40"/>
-              <w:jc w:val="left"/>
-            </w:pPr>
-            <w:r>
-              <w:rPr>
-                <w:rFonts w:ascii="Adani" w:hAnsi="Adani"/>
-                <w:b w:val="0"/>
-                <w:sz w:val="18"/>
-                <w:u w:val="none"/>
-              </w:rPr>
-              <w:t>Director</w:t>
-            </w:r>
-          </w:p>
-        </w:tc>
-        <w:tc>
-          <w:tcPr>
-            <w:tcW w:type="dxa" w:w="1020"/>
-            <w:shd w:val="clear" w:color="auto" w:fill="FFFFFF"/>
-            <w:tcBorders>
-              <w:top w:val="single" w:sz="4" w:space="0" w:color="000000"/>
-              <w:left w:val="single" w:sz="4" w:space="0" w:color="000000"/>
-              <w:bottom w:val="single" w:sz="4" w:space="0" w:color="000000"/>
-              <w:right w:val="single" w:sz="4" w:space="0" w:color="000000"/>
-            </w:tcBorders>
-            <w:vAlign w:val="center"/>
-          </w:tcPr>
-          <w:p>
-            <w:pPr>
-              <w:spacing w:before="40" w:after="40"/>
-              <w:jc w:val="left"/>
-            </w:pPr>
-            <w:r>
-              <w:rPr>
-                <w:rFonts w:ascii="Adani" w:hAnsi="Adani"/>
-                <w:b w:val="0"/>
-                <w:sz w:val="18"/>
-                <w:u w:val="none"/>
-              </w:rPr>
-              <w:t>NIL</w:t>
-            </w:r>
-          </w:p>
-        </w:tc>
-        <w:tc>
-          <w:tcPr>
-            <w:tcW w:type="dxa" w:w="1247"/>
-            <w:shd w:val="clear" w:color="auto" w:fill="FFFFFF"/>
-            <w:tcBorders>
-              <w:top w:val="single" w:sz="4" w:space="0" w:color="000000"/>
-              <w:left w:val="single" w:sz="4" w:space="0" w:color="000000"/>
-              <w:bottom w:val="single" w:sz="4" w:space="0" w:color="000000"/>
-              <w:right w:val="single" w:sz="4" w:space="0" w:color="000000"/>
-            </w:tcBorders>
-            <w:vAlign w:val="center"/>
-          </w:tcPr>
-          <w:p>
-            <w:pPr>
-              <w:spacing w:before="40" w:after="40"/>
-              <w:jc w:val="left"/>
-            </w:pPr>
-            <w:r>
-              <w:rPr>
-                <w:rFonts w:ascii="Adani" w:hAnsi="Adani"/>
-                <w:b w:val="0"/>
-                <w:sz w:val="18"/>
-                <w:u w:val="none"/>
-              </w:rPr>
-              <w:t>17/06/2019</w:t>
-            </w:r>
-          </w:p>
-        </w:tc>
-      </w:tr>
-      <w:tr>
-        <w:tc>
-          <w:tcPr>
-            <w:tcW w:type="dxa" w:w="680"/>
-            <w:shd w:val="clear" w:color="auto" w:fill="FFFFFF"/>
-            <w:tcBorders>
-              <w:top w:val="single" w:sz="4" w:space="0" w:color="000000"/>
-              <w:left w:val="single" w:sz="4" w:space="0" w:color="000000"/>
-              <w:bottom w:val="single" w:sz="4" w:space="0" w:color="000000"/>
-              <w:right w:val="single" w:sz="4" w:space="0" w:color="000000"/>
-            </w:tcBorders>
-            <w:vAlign w:val="center"/>
-          </w:tcPr>
-          <w:p>
-            <w:pPr>
-              <w:spacing w:before="40" w:after="40"/>
-              <w:jc w:val="left"/>
-            </w:pPr>
-            <w:r>
-              <w:rPr>
-                <w:rFonts w:ascii="Adani" w:hAnsi="Adani"/>
-                <w:b w:val="0"/>
-                <w:sz w:val="18"/>
-                <w:u w:val="none"/>
-              </w:rPr>
-              <w:t>14</w:t>
-            </w:r>
-          </w:p>
-        </w:tc>
-        <w:tc>
-          <w:tcPr>
-            <w:tcW w:type="dxa" w:w="3969"/>
-            <w:shd w:val="clear" w:color="auto" w:fill="FFFFFF"/>
-            <w:tcBorders>
-              <w:top w:val="single" w:sz="4" w:space="0" w:color="000000"/>
-              <w:left w:val="single" w:sz="4" w:space="0" w:color="000000"/>
-              <w:bottom w:val="single" w:sz="4" w:space="0" w:color="000000"/>
-              <w:right w:val="single" w:sz="4" w:space="0" w:color="000000"/>
-            </w:tcBorders>
-            <w:vAlign w:val="center"/>
-          </w:tcPr>
-          <w:p>
-            <w:pPr>
-              <w:spacing w:before="40" w:after="40"/>
-              <w:jc w:val="left"/>
-            </w:pPr>
-            <w:r>
-              <w:rPr>
-                <w:rFonts w:ascii="Adani" w:hAnsi="Adani"/>
-                <w:b w:val="0"/>
-                <w:sz w:val="18"/>
-                <w:u w:val="none"/>
-              </w:rPr>
-              <w:t>ALPHA-ELSEC DEFENCE &amp; AEROSPACE SYSTEMS PRIVATE LIMITED</w:t>
-            </w:r>
-          </w:p>
-        </w:tc>
-        <w:tc>
-          <w:tcPr>
-            <w:tcW w:type="dxa" w:w="1814"/>
-            <w:shd w:val="clear" w:color="auto" w:fill="FFFFFF"/>
-            <w:tcBorders>
-              <w:top w:val="single" w:sz="4" w:space="0" w:color="000000"/>
-              <w:left w:val="single" w:sz="4" w:space="0" w:color="000000"/>
-              <w:bottom w:val="single" w:sz="4" w:space="0" w:color="000000"/>
-              <w:right w:val="single" w:sz="4" w:space="0" w:color="000000"/>
-            </w:tcBorders>
-            <w:vAlign w:val="center"/>
-          </w:tcPr>
-          <w:p>
-            <w:pPr>
-              <w:spacing w:before="40" w:after="40"/>
-              <w:jc w:val="left"/>
-            </w:pPr>
-            <w:r>
-              <w:rPr>
-                <w:rFonts w:ascii="Adani" w:hAnsi="Adani"/>
-                <w:b w:val="0"/>
-                <w:sz w:val="18"/>
-                <w:u w:val="none"/>
-              </w:rPr>
-              <w:t>Nominee Director</w:t>
-            </w:r>
-          </w:p>
-        </w:tc>
-        <w:tc>
-          <w:tcPr>
-            <w:tcW w:type="dxa" w:w="1020"/>
-            <w:shd w:val="clear" w:color="auto" w:fill="FFFFFF"/>
-            <w:tcBorders>
-              <w:top w:val="single" w:sz="4" w:space="0" w:color="000000"/>
-              <w:left w:val="single" w:sz="4" w:space="0" w:color="000000"/>
-              <w:bottom w:val="single" w:sz="4" w:space="0" w:color="000000"/>
-              <w:right w:val="single" w:sz="4" w:space="0" w:color="000000"/>
-            </w:tcBorders>
-            <w:vAlign w:val="center"/>
-          </w:tcPr>
-          <w:p>
-            <w:pPr>
-              <w:spacing w:before="40" w:after="40"/>
-              <w:jc w:val="left"/>
-            </w:pPr>
-            <w:r>
-              <w:rPr>
-                <w:rFonts w:ascii="Adani" w:hAnsi="Adani"/>
-                <w:b w:val="0"/>
-                <w:sz w:val="18"/>
-                <w:u w:val="none"/>
-              </w:rPr>
-              <w:t>NIL</w:t>
-            </w:r>
-          </w:p>
-        </w:tc>
-        <w:tc>
-          <w:tcPr>
-            <w:tcW w:type="dxa" w:w="1247"/>
-            <w:shd w:val="clear" w:color="auto" w:fill="FFFFFF"/>
-            <w:tcBorders>
-              <w:top w:val="single" w:sz="4" w:space="0" w:color="000000"/>
-              <w:left w:val="single" w:sz="4" w:space="0" w:color="000000"/>
-              <w:bottom w:val="single" w:sz="4" w:space="0" w:color="000000"/>
-              <w:right w:val="single" w:sz="4" w:space="0" w:color="000000"/>
-            </w:tcBorders>
-            <w:vAlign w:val="center"/>
-          </w:tcPr>
-          <w:p>
-            <w:pPr>
-              <w:spacing w:before="40" w:after="40"/>
-              <w:jc w:val="left"/>
-            </w:pPr>
-            <w:r>
-              <w:rPr>
-                <w:rFonts w:ascii="Adani" w:hAnsi="Adani"/>
-                <w:b w:val="0"/>
-                <w:sz w:val="18"/>
-                <w:u w:val="none"/>
-              </w:rPr>
-              <w:t>18/02/2019</w:t>
-            </w:r>
-          </w:p>
-        </w:tc>
-      </w:tr>
-      <w:tr>
-        <w:tc>
-          <w:tcPr>
-            <w:tcW w:type="dxa" w:w="680"/>
-            <w:shd w:val="clear" w:color="auto" w:fill="FFFFFF"/>
-            <w:tcBorders>
-              <w:top w:val="single" w:sz="4" w:space="0" w:color="000000"/>
-              <w:left w:val="single" w:sz="4" w:space="0" w:color="000000"/>
-              <w:bottom w:val="single" w:sz="4" w:space="0" w:color="000000"/>
-              <w:right w:val="single" w:sz="4" w:space="0" w:color="000000"/>
-            </w:tcBorders>
-            <w:vAlign w:val="center"/>
-          </w:tcPr>
-          <w:p>
-            <w:pPr>
-              <w:spacing w:before="40" w:after="40"/>
-              <w:jc w:val="left"/>
-            </w:pPr>
-            <w:r>
-              <w:rPr>
-                <w:rFonts w:ascii="Adani" w:hAnsi="Adani"/>
-                <w:b w:val="0"/>
-                <w:sz w:val="18"/>
-                <w:u w:val="none"/>
-              </w:rPr>
-              <w:t>15</w:t>
-            </w:r>
-          </w:p>
-        </w:tc>
-        <w:tc>
-          <w:tcPr>
-            <w:tcW w:type="dxa" w:w="3969"/>
-            <w:shd w:val="clear" w:color="auto" w:fill="FFFFFF"/>
-            <w:tcBorders>
-              <w:top w:val="single" w:sz="4" w:space="0" w:color="000000"/>
-              <w:left w:val="single" w:sz="4" w:space="0" w:color="000000"/>
-              <w:bottom w:val="single" w:sz="4" w:space="0" w:color="000000"/>
-              <w:right w:val="single" w:sz="4" w:space="0" w:color="000000"/>
-            </w:tcBorders>
-            <w:vAlign w:val="center"/>
-          </w:tcPr>
-          <w:p>
-            <w:pPr>
-              <w:spacing w:before="40" w:after="40"/>
-              <w:jc w:val="left"/>
-            </w:pPr>
-            <w:r>
-              <w:rPr>
-                <w:rFonts w:ascii="Adani" w:hAnsi="Adani"/>
-                <w:b w:val="0"/>
-                <w:sz w:val="18"/>
-                <w:u w:val="none"/>
-              </w:rPr>
-              <w:t>ALPHA DESIGN TECHNOLOGIES PRIVATE LIMITED</w:t>
-            </w:r>
-          </w:p>
-        </w:tc>
-        <w:tc>
-          <w:tcPr>
-            <w:tcW w:type="dxa" w:w="1814"/>
-            <w:shd w:val="clear" w:color="auto" w:fill="FFFFFF"/>
-            <w:tcBorders>
-              <w:top w:val="single" w:sz="4" w:space="0" w:color="000000"/>
-              <w:left w:val="single" w:sz="4" w:space="0" w:color="000000"/>
-              <w:bottom w:val="single" w:sz="4" w:space="0" w:color="000000"/>
-              <w:right w:val="single" w:sz="4" w:space="0" w:color="000000"/>
-            </w:tcBorders>
-            <w:vAlign w:val="center"/>
-          </w:tcPr>
-          <w:p>
-            <w:pPr>
-              <w:spacing w:before="40" w:after="40"/>
-              <w:jc w:val="left"/>
-            </w:pPr>
-            <w:r>
-              <w:rPr>
-                <w:rFonts w:ascii="Adani" w:hAnsi="Adani"/>
-                <w:b w:val="0"/>
-                <w:sz w:val="18"/>
-                <w:u w:val="none"/>
-              </w:rPr>
-              <w:t>Director</w:t>
-            </w:r>
-          </w:p>
-        </w:tc>
-        <w:tc>
-          <w:tcPr>
-            <w:tcW w:type="dxa" w:w="1020"/>
-            <w:shd w:val="clear" w:color="auto" w:fill="FFFFFF"/>
-            <w:tcBorders>
-              <w:top w:val="single" w:sz="4" w:space="0" w:color="000000"/>
-              <w:left w:val="single" w:sz="4" w:space="0" w:color="000000"/>
-              <w:bottom w:val="single" w:sz="4" w:space="0" w:color="000000"/>
-              <w:right w:val="single" w:sz="4" w:space="0" w:color="000000"/>
-            </w:tcBorders>
-            <w:vAlign w:val="center"/>
-          </w:tcPr>
-          <w:p>
-            <w:pPr>
-              <w:spacing w:before="40" w:after="40"/>
-              <w:jc w:val="left"/>
-            </w:pPr>
-            <w:r>
-              <w:rPr>
-                <w:rFonts w:ascii="Adani" w:hAnsi="Adani"/>
-                <w:b w:val="0"/>
-                <w:sz w:val="18"/>
-                <w:u w:val="none"/>
-              </w:rPr>
-              <w:t>NIL</w:t>
-            </w:r>
-          </w:p>
-        </w:tc>
-        <w:tc>
-          <w:tcPr>
-            <w:tcW w:type="dxa" w:w="1247"/>
-            <w:shd w:val="clear" w:color="auto" w:fill="FFFFFF"/>
-            <w:tcBorders>
-              <w:top w:val="single" w:sz="4" w:space="0" w:color="000000"/>
-              <w:left w:val="single" w:sz="4" w:space="0" w:color="000000"/>
-              <w:bottom w:val="single" w:sz="4" w:space="0" w:color="000000"/>
-              <w:right w:val="single" w:sz="4" w:space="0" w:color="000000"/>
-            </w:tcBorders>
-            <w:vAlign w:val="center"/>
-          </w:tcPr>
-          <w:p>
-            <w:pPr>
-              <w:spacing w:before="40" w:after="40"/>
-              <w:jc w:val="left"/>
-            </w:pPr>
-            <w:r>
-              <w:rPr>
-                <w:rFonts w:ascii="Adani" w:hAnsi="Adani"/>
-                <w:b w:val="0"/>
-                <w:sz w:val="18"/>
-                <w:u w:val="none"/>
-              </w:rPr>
-              <w:t>13/12/2018</w:t>
-            </w:r>
-          </w:p>
-        </w:tc>
-      </w:tr>
-      <w:tr>
-        <w:tc>
-          <w:tcPr>
-            <w:tcW w:type="dxa" w:w="680"/>
-            <w:shd w:val="clear" w:color="auto" w:fill="FFFFFF"/>
-            <w:tcBorders>
-              <w:top w:val="single" w:sz="4" w:space="0" w:color="000000"/>
-              <w:left w:val="single" w:sz="4" w:space="0" w:color="000000"/>
-              <w:bottom w:val="single" w:sz="4" w:space="0" w:color="000000"/>
-              <w:right w:val="single" w:sz="4" w:space="0" w:color="000000"/>
-            </w:tcBorders>
-            <w:vAlign w:val="center"/>
-          </w:tcPr>
-          <w:p>
-            <w:pPr>
-              <w:spacing w:before="40" w:after="40"/>
-              <w:jc w:val="left"/>
-            </w:pPr>
-            <w:r>
-              <w:rPr>
-                <w:rFonts w:ascii="Adani" w:hAnsi="Adani"/>
-                <w:b w:val="0"/>
-                <w:sz w:val="18"/>
-                <w:u w:val="none"/>
-              </w:rPr>
-              <w:t>16</w:t>
-            </w:r>
-          </w:p>
-        </w:tc>
-        <w:tc>
-          <w:tcPr>
-            <w:tcW w:type="dxa" w:w="3969"/>
-            <w:shd w:val="clear" w:color="auto" w:fill="FFFFFF"/>
-            <w:tcBorders>
-              <w:top w:val="single" w:sz="4" w:space="0" w:color="000000"/>
-              <w:left w:val="single" w:sz="4" w:space="0" w:color="000000"/>
-              <w:bottom w:val="single" w:sz="4" w:space="0" w:color="000000"/>
-              <w:right w:val="single" w:sz="4" w:space="0" w:color="000000"/>
-            </w:tcBorders>
-            <w:vAlign w:val="center"/>
-          </w:tcPr>
-          <w:p>
-            <w:pPr>
-              <w:spacing w:before="40" w:after="40"/>
-              <w:jc w:val="left"/>
-            </w:pPr>
-            <w:r>
-              <w:rPr>
-                <w:rFonts w:ascii="Adani" w:hAnsi="Adani"/>
-                <w:b w:val="0"/>
-                <w:sz w:val="18"/>
-                <w:u w:val="none"/>
-              </w:rPr>
               <w:t>ADANI DEFENCE SYSTEMS AND TECHNOLOGIES LIMITED</w:t>
             </w:r>
           </w:p>
@@ -2829,148 +2036,6 @@
                 <w:u w:val="none"/>
               </w:rPr>
               <w:t>06/09/2017</w:t>
-            </w:r>
-          </w:p>
-        </w:tc>
-      </w:tr>
-      <w:tr>
-        <w:tc>
-          <w:tcPr>
-            <w:tcW w:type="dxa" w:w="680"/>
-            <w:shd w:val="clear" w:color="auto" w:fill="FFFFFF"/>
-            <w:tcBorders>
-              <w:top w:val="single" w:sz="4" w:space="0" w:color="000000"/>
-              <w:left w:val="single" w:sz="4" w:space="0" w:color="000000"/>
-              <w:bottom w:val="single" w:sz="4" w:space="0" w:color="000000"/>
-              <w:right w:val="single" w:sz="4" w:space="0" w:color="000000"/>
-            </w:tcBorders>
-            <w:vAlign w:val="center"/>
-          </w:tcPr>
-          <w:p>
-            <w:pPr>
-              <w:spacing w:before="40" w:after="40"/>
-              <w:jc w:val="left"/>
-            </w:pPr>
-            <w:r>
-              <w:rPr>
-                <w:rFonts w:ascii="Adani" w:hAnsi="Adani"/>
-                <w:b w:val="0"/>
-                <w:sz w:val="18"/>
-                <w:u w:val="none"/>
-              </w:rPr>
-              <w:t>17</w:t>
-            </w:r>
-          </w:p>
-        </w:tc>
-        <w:tc>
-          <w:tcPr>
-            <w:tcW w:type="dxa" w:w="3969"/>
-            <w:shd w:val="clear" w:color="auto" w:fill="FFFFFF"/>
-            <w:tcBorders>
-              <w:top w:val="single" w:sz="4" w:space="0" w:color="000000"/>
-              <w:left w:val="single" w:sz="4" w:space="0" w:color="000000"/>
-              <w:bottom w:val="single" w:sz="4" w:space="0" w:color="000000"/>
-              <w:right w:val="single" w:sz="4" w:space="0" w:color="000000"/>
-            </w:tcBorders>
-            <w:vAlign w:val="center"/>
-          </w:tcPr>
-          <w:p>
-            <w:pPr>
-              <w:spacing w:before="40" w:after="40"/>
-              <w:jc w:val="left"/>
-            </w:pPr>
-            <w:r>
-              <w:rPr>
-                <w:rFonts w:ascii="Adani" w:hAnsi="Adani"/>
-                <w:b w:val="0"/>
-                <w:sz w:val="18"/>
-                <w:u w:val="none"/>
-              </w:rPr>
-              <w:t>ADANI-ELBIT ADVANCED SYSTEMS INDIA LIMITED</w:t>
-            </w:r>
-          </w:p>
-        </w:tc>
-        <w:tc>
-          <w:tcPr>
-            <w:tcW w:type="dxa" w:w="1814"/>
-            <w:shd w:val="clear" w:color="auto" w:fill="FFFFFF"/>
-            <w:tcBorders>
-              <w:top w:val="single" w:sz="4" w:space="0" w:color="000000"/>
-              <w:left w:val="single" w:sz="4" w:space="0" w:color="000000"/>
-              <w:bottom w:val="single" w:sz="4" w:space="0" w:color="000000"/>
-              <w:right w:val="single" w:sz="4" w:space="0" w:color="000000"/>
-            </w:tcBorders>
-            <w:vAlign w:val="center"/>
-          </w:tcPr>
-          <w:p>
-            <w:pPr>
-              <w:spacing w:before="40" w:after="40"/>
-              <w:jc w:val="left"/>
-            </w:pPr>
-            <w:r>
-              <w:rPr>
-                <w:rFonts w:ascii="Adani" w:hAnsi="Adani"/>
-                <w:b w:val="0"/>
-                <w:sz w:val="18"/>
-                <w:u w:val="none"/>
-              </w:rPr>
-              <w:t>Managing Director</w:t>
-            </w:r>
-          </w:p>
-        </w:tc>
-        <w:tc>
-          <w:tcPr>
-            <w:tcW w:type="dxa" w:w="1020"/>
-            <w:shd w:val="clear" w:color="auto" w:fill="FFFFFF"/>
-            <w:tcBorders>
-              <w:top w:val="single" w:sz="4" w:space="0" w:color="000000"/>
-              <w:left w:val="single" w:sz="4" w:space="0" w:color="000000"/>
-              <w:bottom w:val="single" w:sz="4" w:space="0" w:color="000000"/>
-              <w:right w:val="single" w:sz="4" w:space="0" w:color="000000"/>
-            </w:tcBorders>
-            <w:vAlign w:val="center"/>
-          </w:tcPr>
-          <w:p>
-            <w:pPr>
-              <w:spacing w:before="40" w:after="40"/>
-              <w:jc w:val="left"/>
-            </w:pPr>
-            <w:r>
-              <w:rPr>
-                <w:rFonts w:ascii="Adani" w:hAnsi="Adani"/>
-                <w:b w:val="0"/>
-                <w:sz w:val="18"/>
-                <w:u w:val="none"/>
-              </w:rPr>
-              <w:t>NIL</w:t>
-            </w:r>
-          </w:p>
-        </w:tc>
-        <w:tc>
-          <w:tcPr>
-            <w:tcW w:type="dxa" w:w="1247"/>
-            <w:shd w:val="clear" w:color="auto" w:fill="FFFFFF"/>
-            <w:tcBorders>
-              <w:top w:val="single" w:sz="4" w:space="0" w:color="000000"/>
-              <w:left w:val="single" w:sz="4" w:space="0" w:color="000000"/>
-              <w:bottom w:val="single" w:sz="4" w:space="0" w:color="000000"/>
-              <w:right w:val="single" w:sz="4" w:space="0" w:color="000000"/>
-            </w:tcBorders>
-            <w:vAlign w:val="center"/>
-          </w:tcPr>
-          <w:p>
-            <w:pPr>
-              <w:spacing w:before="40" w:after="40"/>
-              <w:jc w:val="left"/>
-            </w:pPr>
-            <w:r>
-              <w:rPr>
-                <w:rFonts w:ascii="Adani" w:hAnsi="Adani"/>
-                <w:b w:val="0"/>
-                <w:sz w:val="18"/>
-                <w:u w:val="none"/>
-              </w:rPr>
-              <w:t>07/11/2016</w:t>
             </w:r>
           </w:p>
         </w:tc>
@@ -3207,7 +2272,7 @@
                 <w:sz w:val="18"/>
                 <w:u w:val="none"/>
               </w:rPr>
-              <w:t>Date:   07th May, 2026</w:t>
+              <w:t>Date:   15th May, 2026</w:t>
             </w:r>
           </w:p>
         </w:tc>
@@ -3473,174 +2538,441 @@
         <w:t>:</w:t>
       </w:r>
     </w:p>
-    <w:p>
-      <w:pPr>
-        <w:pStyle w:val="ListNumber"/>
-        <w:spacing w:before="0" w:after="40"/>
-        <w:ind w:left="720"/>
-      </w:pPr>
-      <w:r>
-        <w:rPr>
-          <w:rFonts w:ascii="Adani" w:hAnsi="Adani"/>
-          <w:b w:val="0"/>
-          <w:sz w:val="20"/>
-          <w:u w:val="none"/>
-        </w:rPr>
-        <w:t>Father</w:t>
-        <w:tab/>
-        <w:tab/>
-        <w:t>:</w:t>
-        <w:tab/>
-        <w:t>NIL</w:t>
-      </w:r>
-    </w:p>
-    <w:p>
-      <w:pPr>
-        <w:pStyle w:val="ListNumber"/>
-        <w:spacing w:before="0" w:after="40"/>
-        <w:ind w:left="720"/>
-      </w:pPr>
-      <w:r>
-        <w:rPr>
-          <w:rFonts w:ascii="Adani" w:hAnsi="Adani"/>
-          <w:b w:val="0"/>
-          <w:sz w:val="20"/>
-          <w:u w:val="none"/>
-        </w:rPr>
-        <w:t>Mother</w:t>
-        <w:tab/>
-        <w:tab/>
-        <w:t>:</w:t>
-        <w:tab/>
-        <w:t>NIL</w:t>
-      </w:r>
-    </w:p>
-    <w:p>
-      <w:pPr>
-        <w:pStyle w:val="ListNumber"/>
-        <w:spacing w:before="0" w:after="40"/>
-        <w:ind w:left="720"/>
-      </w:pPr>
-      <w:r>
-        <w:rPr>
-          <w:rFonts w:ascii="Adani" w:hAnsi="Adani"/>
-          <w:b w:val="0"/>
-          <w:sz w:val="20"/>
-          <w:u w:val="none"/>
-        </w:rPr>
-        <w:t>Son</w:t>
-        <w:tab/>
-        <w:tab/>
-        <w:t>:</w:t>
-        <w:tab/>
-        <w:t>NIL</w:t>
-      </w:r>
-    </w:p>
-    <w:p>
-      <w:pPr>
-        <w:pStyle w:val="ListNumber"/>
-        <w:spacing w:before="0" w:after="40"/>
-        <w:ind w:left="720"/>
-      </w:pPr>
-      <w:r>
-        <w:rPr>
-          <w:rFonts w:ascii="Adani" w:hAnsi="Adani"/>
-          <w:b w:val="0"/>
-          <w:sz w:val="20"/>
-          <w:u w:val="none"/>
-        </w:rPr>
-        <w:t>Son's Wife</w:t>
-        <w:tab/>
-        <w:tab/>
-        <w:t>:</w:t>
-        <w:tab/>
-        <w:t>NIL</w:t>
-      </w:r>
-    </w:p>
-    <w:p>
-      <w:pPr>
-        <w:pStyle w:val="ListNumber"/>
-        <w:spacing w:before="0" w:after="40"/>
-        <w:ind w:left="720"/>
-      </w:pPr>
-      <w:r>
-        <w:rPr>
-          <w:rFonts w:ascii="Adani" w:hAnsi="Adani"/>
-          <w:b w:val="0"/>
-          <w:sz w:val="20"/>
-          <w:u w:val="none"/>
-        </w:rPr>
-        <w:t>Daughter</w:t>
-        <w:tab/>
-        <w:tab/>
-        <w:t>:</w:t>
-        <w:tab/>
-        <w:t>NIL</w:t>
-      </w:r>
-    </w:p>
-    <w:p>
-      <w:pPr>
-        <w:pStyle w:val="ListNumber"/>
-        <w:spacing w:before="0" w:after="40"/>
-        <w:ind w:left="720"/>
-      </w:pPr>
-      <w:r>
-        <w:rPr>
-          <w:rFonts w:ascii="Adani" w:hAnsi="Adani"/>
-          <w:b w:val="0"/>
-          <w:sz w:val="20"/>
-          <w:u w:val="none"/>
-        </w:rPr>
-        <w:t>Daughter's Husband</w:t>
-        <w:tab/>
-        <w:tab/>
-        <w:t>:</w:t>
-        <w:tab/>
-        <w:t>NIL</w:t>
-      </w:r>
-    </w:p>
-    <w:p>
-      <w:pPr>
-        <w:pStyle w:val="ListNumber"/>
-        <w:spacing w:before="0" w:after="40"/>
-        <w:ind w:left="720"/>
-      </w:pPr>
-      <w:r>
-        <w:rPr>
-          <w:rFonts w:ascii="Adani" w:hAnsi="Adani"/>
-          <w:b w:val="0"/>
-          <w:sz w:val="20"/>
-          <w:u w:val="none"/>
-        </w:rPr>
-        <w:t>Brother</w:t>
-        <w:tab/>
-        <w:tab/>
-        <w:t>:</w:t>
-        <w:tab/>
-        <w:t>NIL</w:t>
-      </w:r>
-    </w:p>
-    <w:p>
-      <w:pPr>
-        <w:pStyle w:val="ListNumber"/>
-        <w:spacing w:before="0" w:after="40"/>
-        <w:ind w:left="720"/>
-      </w:pPr>
-      <w:r>
-        <w:rPr>
-          <w:rFonts w:ascii="Adani" w:hAnsi="Adani"/>
-          <w:b w:val="0"/>
-          <w:sz w:val="20"/>
-          <w:u w:val="none"/>
-        </w:rPr>
-        <w:t>Sister</w:t>
-        <w:tab/>
-        <w:tab/>
-        <w:t>:</w:t>
-        <w:tab/>
-        <w:t>NIL</w:t>
-      </w:r>
-    </w:p>
+    <w:tbl>
+      <w:tblPr>
+        <w:tblW w:type="auto" w:w="0"/>
+        <w:jc w:val="left"/>
+        <w:tblLook w:firstColumn="1" w:firstRow="1" w:lastColumn="0" w:lastRow="0" w:noHBand="0" w:noVBand="1" w:val="04A0"/>
+      </w:tblPr>
+      <w:tblGrid>
+        <w:gridCol w:w="4536"/>
+        <w:gridCol w:w="4536"/>
+      </w:tblGrid>
+      <w:tr>
+        <w:tc>
+          <w:tcPr>
+            <w:tcW w:type="dxa" w:w="4536"/>
+            <w:tcBorders>
+              <w:top w:val="none"/>
+              <w:bottom w:val="none"/>
+              <w:left w:val="none"/>
+              <w:right w:val="none"/>
+            </w:tcBorders>
+          </w:tcPr>
+          <w:p>
+            <w:pPr>
+              <w:ind w:left="720"/>
+            </w:pPr>
+            <w:r>
+              <w:rPr>
+                <w:rFonts w:ascii="Adani" w:hAnsi="Adani"/>
+                <w:b w:val="0"/>
+                <w:sz w:val="20"/>
+                <w:u w:val="none"/>
+              </w:rPr>
+              <w:t>1.</w:t>
+              <w:tab/>
+              <w:t>Father</w:t>
+              <w:tab/>
+              <w:t>:</w:t>
+            </w:r>
+          </w:p>
+        </w:tc>
+        <w:tc>
+          <w:tcPr>
+            <w:tcW w:type="dxa" w:w="4536"/>
+            <w:tcBorders>
+              <w:top w:val="none"/>
+              <w:bottom w:val="none"/>
+              <w:left w:val="none"/>
+              <w:right w:val="none"/>
+            </w:tcBorders>
+          </w:tcPr>
+          <w:p>
+            <w:r>
+              <w:rPr>
+                <w:rFonts w:ascii="Adani" w:hAnsi="Adani"/>
+                <w:b w:val="0"/>
+                <w:sz w:val="20"/>
+                <w:u w:val="none"/>
+              </w:rPr>
+              <w:t>NIL</w:t>
+            </w:r>
+          </w:p>
+        </w:tc>
+      </w:tr>
+      <w:tr>
+        <w:tc>
+          <w:tcPr>
+            <w:tcW w:type="dxa" w:w="4536"/>
+            <w:tcBorders>
+              <w:top w:val="none"/>
+              <w:bottom w:val="none"/>
+              <w:left w:val="none"/>
+              <w:right w:val="none"/>
+            </w:tcBorders>
+          </w:tcPr>
+          <w:p>
+            <w:pPr>
+              <w:ind w:left="720"/>
+            </w:pPr>
+            <w:r>
+              <w:rPr>
+                <w:rFonts w:ascii="Adani" w:hAnsi="Adani"/>
+                <w:b w:val="0"/>
+                <w:sz w:val="20"/>
+                <w:u w:val="none"/>
+              </w:rPr>
+              <w:t>2.</w:t>
+              <w:tab/>
+              <w:t>Mother</w:t>
+              <w:tab/>
+              <w:t>:</w:t>
+            </w:r>
+          </w:p>
+        </w:tc>
+        <w:tc>
+          <w:tcPr>
+            <w:tcW w:type="dxa" w:w="4536"/>
+            <w:tcBorders>
+              <w:top w:val="none"/>
+              <w:bottom w:val="none"/>
+              <w:left w:val="none"/>
+              <w:right w:val="none"/>
+            </w:tcBorders>
+          </w:tcPr>
+          <w:p>
+            <w:r>
+              <w:rPr>
+                <w:rFonts w:ascii="Adani" w:hAnsi="Adani"/>
+                <w:b w:val="0"/>
+                <w:sz w:val="20"/>
+                <w:u w:val="none"/>
+              </w:rPr>
+              <w:t>NIL</w:t>
+            </w:r>
+          </w:p>
+        </w:tc>
+      </w:tr>
+      <w:tr>
+        <w:tc>
+          <w:tcPr>
+            <w:tcW w:type="dxa" w:w="4536"/>
+            <w:tcBorders>
+              <w:top w:val="none"/>
+              <w:bottom w:val="none"/>
+              <w:left w:val="none"/>
+              <w:right w:val="none"/>
+            </w:tcBorders>
+          </w:tcPr>
+          <w:p>
+            <w:pPr>
+              <w:ind w:left="720"/>
+            </w:pPr>
+            <w:r>
+              <w:rPr>
+                <w:rFonts w:ascii="Adani" w:hAnsi="Adani"/>
+                <w:b w:val="0"/>
+                <w:sz w:val="20"/>
+                <w:u w:val="none"/>
+              </w:rPr>
+              <w:t>3.</w:t>
+              <w:tab/>
+              <w:t>Son</w:t>
+              <w:tab/>
+              <w:t>:</w:t>
+            </w:r>
+          </w:p>
+        </w:tc>
+        <w:tc>
+          <w:tcPr>
+            <w:tcW w:type="dxa" w:w="4536"/>
+            <w:tcBorders>
+              <w:top w:val="none"/>
+              <w:bottom w:val="none"/>
+              <w:left w:val="none"/>
+              <w:right w:val="none"/>
+            </w:tcBorders>
+          </w:tcPr>
+          <w:p>
+            <w:r>
+              <w:rPr>
+                <w:rFonts w:ascii="Adani" w:hAnsi="Adani"/>
+                <w:b w:val="0"/>
+                <w:sz w:val="20"/>
+                <w:u w:val="none"/>
+              </w:rPr>
+              <w:t>NIL</w:t>
+            </w:r>
+          </w:p>
+        </w:tc>
+      </w:tr>
+      <w:tr>
+        <w:tc>
+          <w:tcPr>
+            <w:tcW w:type="dxa" w:w="4536"/>
+            <w:tcBorders>
+              <w:top w:val="none"/>
+              <w:bottom w:val="none"/>
+              <w:left w:val="none"/>
+              <w:right w:val="none"/>
+            </w:tcBorders>
+          </w:tcPr>
+          <w:p>
+            <w:pPr>
+              <w:ind w:left="720"/>
+            </w:pPr>
+            <w:r>
+              <w:rPr>
+                <w:rFonts w:ascii="Adani" w:hAnsi="Adani"/>
+                <w:b w:val="0"/>
+                <w:sz w:val="20"/>
+                <w:u w:val="none"/>
+              </w:rPr>
+              <w:t>4.</w:t>
+              <w:tab/>
+              <w:t>Son's Wife</w:t>
+              <w:tab/>
+              <w:t>:</w:t>
+            </w:r>
+          </w:p>
+        </w:tc>
+        <w:tc>
+          <w:tcPr>
+            <w:tcW w:type="dxa" w:w="4536"/>
+            <w:tcBorders>
+              <w:top w:val="none"/>
+              <w:bottom w:val="none"/>
+              <w:left w:val="none"/>
+              <w:right w:val="none"/>
+            </w:tcBorders>
+          </w:tcPr>
+          <w:p>
+            <w:r>
+              <w:rPr>
+                <w:rFonts w:ascii="Adani" w:hAnsi="Adani"/>
+                <w:b w:val="0"/>
+                <w:sz w:val="20"/>
+                <w:u w:val="none"/>
+              </w:rPr>
+              <w:t>NIL</w:t>
+            </w:r>
+          </w:p>
+        </w:tc>
+      </w:tr>
+      <w:tr>
+        <w:tc>
+          <w:tcPr>
+            <w:tcW w:type="dxa" w:w="4536"/>
+            <w:tcBorders>
+              <w:top w:val="none"/>
+              <w:bottom w:val="none"/>
+              <w:left w:val="none"/>
+              <w:right w:val="none"/>
+            </w:tcBorders>
+          </w:tcPr>
+          <w:p>
+            <w:pPr>
+              <w:ind w:left="720"/>
+            </w:pPr>
+            <w:r>
+              <w:rPr>
+                <w:rFonts w:ascii="Adani" w:hAnsi="Adani"/>
+                <w:b w:val="0"/>
+                <w:sz w:val="20"/>
+                <w:u w:val="none"/>
+              </w:rPr>
+              <w:t>5.</w:t>
+              <w:tab/>
+              <w:t>Daughter</w:t>
+              <w:tab/>
+              <w:t>:</w:t>
+            </w:r>
+          </w:p>
+        </w:tc>
+        <w:tc>
+          <w:tcPr>
+            <w:tcW w:type="dxa" w:w="4536"/>
+            <w:tcBorders>
+              <w:top w:val="none"/>
+              <w:bottom w:val="none"/>
+              <w:left w:val="none"/>
+              <w:right w:val="none"/>
+            </w:tcBorders>
+          </w:tcPr>
+          <w:p>
+            <w:r>
+              <w:rPr>
+                <w:rFonts w:ascii="Adani" w:hAnsi="Adani"/>
+                <w:b w:val="0"/>
+                <w:sz w:val="20"/>
+                <w:u w:val="none"/>
+              </w:rPr>
+              <w:t>NIL</w:t>
+            </w:r>
+          </w:p>
+        </w:tc>
+      </w:tr>
+      <w:tr>
+        <w:tc>
+          <w:tcPr>
+            <w:tcW w:type="dxa" w:w="4536"/>
+            <w:tcBorders>
+              <w:top w:val="none"/>
+              <w:bottom w:val="none"/>
+              <w:left w:val="none"/>
+              <w:right w:val="none"/>
+            </w:tcBorders>
+          </w:tcPr>
+          <w:p>
+            <w:pPr>
+              <w:ind w:left="720"/>
+            </w:pPr>
+            <w:r>
+              <w:rPr>
+                <w:rFonts w:ascii="Adani" w:hAnsi="Adani"/>
+                <w:b w:val="0"/>
+                <w:sz w:val="20"/>
+                <w:u w:val="none"/>
+              </w:rPr>
+              <w:t>6.</w:t>
+              <w:tab/>
+              <w:t>Daughter's Husband</w:t>
+              <w:tab/>
+              <w:t>:</w:t>
+            </w:r>
+          </w:p>
+        </w:tc>
+        <w:tc>
+          <w:tcPr>
+            <w:tcW w:type="dxa" w:w="4536"/>
+            <w:tcBorders>
+              <w:top w:val="none"/>
+              <w:bottom w:val="none"/>
+              <w:left w:val="none"/>
+              <w:right w:val="none"/>
+            </w:tcBorders>
+          </w:tcPr>
+          <w:p>
+            <w:r>
+              <w:rPr>
+                <w:rFonts w:ascii="Adani" w:hAnsi="Adani"/>
+                <w:b w:val="0"/>
+                <w:sz w:val="20"/>
+                <w:u w:val="none"/>
+              </w:rPr>
+              <w:t>NIL</w:t>
+            </w:r>
+          </w:p>
+        </w:tc>
+      </w:tr>
+      <w:tr>
+        <w:tc>
+          <w:tcPr>
+            <w:tcW w:type="dxa" w:w="4536"/>
+            <w:tcBorders>
+              <w:top w:val="none"/>
+              <w:bottom w:val="none"/>
+              <w:left w:val="none"/>
+              <w:right w:val="none"/>
+            </w:tcBorders>
+          </w:tcPr>
+          <w:p>
+            <w:pPr>
+              <w:ind w:left="720"/>
+            </w:pPr>
+            <w:r>
+              <w:rPr>
+                <w:rFonts w:ascii="Adani" w:hAnsi="Adani"/>
+                <w:b w:val="0"/>
+                <w:sz w:val="20"/>
+                <w:u w:val="none"/>
+              </w:rPr>
+              <w:t>7.</w:t>
+              <w:tab/>
+              <w:t>Brother</w:t>
+              <w:tab/>
+              <w:t>:</w:t>
+            </w:r>
+          </w:p>
+        </w:tc>
+        <w:tc>
+          <w:tcPr>
+            <w:tcW w:type="dxa" w:w="4536"/>
+            <w:tcBorders>
+              <w:top w:val="none"/>
+              <w:bottom w:val="none"/>
+              <w:left w:val="none"/>
+              <w:right w:val="none"/>
+            </w:tcBorders>
+          </w:tcPr>
+          <w:p>
+            <w:r>
+              <w:rPr>
+                <w:rFonts w:ascii="Adani" w:hAnsi="Adani"/>
+                <w:b w:val="0"/>
+                <w:sz w:val="20"/>
+                <w:u w:val="none"/>
+              </w:rPr>
+              <w:t>NIL</w:t>
+            </w:r>
+          </w:p>
+        </w:tc>
+      </w:tr>
+      <w:tr>
+        <w:tc>
+          <w:tcPr>
+            <w:tcW w:type="dxa" w:w="4536"/>
+            <w:tcBorders>
+              <w:top w:val="none"/>
+              <w:bottom w:val="none"/>
+              <w:left w:val="none"/>
+              <w:right w:val="none"/>
+            </w:tcBorders>
+          </w:tcPr>
+          <w:p>
+            <w:pPr>
+              <w:ind w:left="720"/>
+            </w:pPr>
+            <w:r>
+              <w:rPr>
+                <w:rFonts w:ascii="Adani" w:hAnsi="Adani"/>
+                <w:b w:val="0"/>
+                <w:sz w:val="20"/>
+                <w:u w:val="none"/>
+              </w:rPr>
+              <w:t>8.</w:t>
+              <w:tab/>
+              <w:t>Sister</w:t>
+              <w:tab/>
+              <w:t>:</w:t>
+            </w:r>
+          </w:p>
+        </w:tc>
+        <w:tc>
+          <w:tcPr>
+            <w:tcW w:type="dxa" w:w="4536"/>
+            <w:tcBorders>
+              <w:top w:val="none"/>
+              <w:bottom w:val="none"/>
+              <w:left w:val="none"/>
+              <w:right w:val="none"/>
+            </w:tcBorders>
+          </w:tcPr>
+          <w:p>
+            <w:r>
+              <w:rPr>
+                <w:rFonts w:ascii="Adani" w:hAnsi="Adani"/>
+                <w:b w:val="0"/>
+                <w:sz w:val="20"/>
+                <w:u w:val="none"/>
+              </w:rPr>
+              <w:t>NIL</w:t>
+            </w:r>
+          </w:p>
+        </w:tc>
+      </w:tr>
+    </w:tbl>
     <w:p/>
     <w:p>
       <w:pPr>
@@ -3977,7 +3309,7 @@
                 <w:sz w:val="18"/>
                 <w:u w:val="none"/>
               </w:rPr>
-              <w:t>Date:   07th May, 2026</w:t>
+              <w:t>Date:   15th May, 2026</w:t>
             </w:r>
           </w:p>
         </w:tc>
@@ -4138,7 +3470,7 @@
           <w:sz w:val="20"/>
           <w:u w:val="none"/>
         </w:rPr>
-        <w:t>07th May, 2026</w:t>
+        <w:t>15th May, 2026</w:t>
       </w:r>
     </w:p>
     <w:p>
@@ -4228,7 +3560,7 @@
           <w:sz w:val="20"/>
           <w:u w:val="none"/>
         </w:rPr>
-        <w:t>GVK AIRPORT HOLDINGS LIMITED</w:t>
+        <w:t>GVK AIRPORT DEVELOPERS LIMITED</w:t>
       </w:r>
     </w:p>
     <w:p>
@@ -4243,7 +3575,7 @@
           <w:sz w:val="20"/>
           <w:u w:val="none"/>
         </w:rPr>
-        <w:t>GVK AIRPORT DEVELOPERS LIMITED</w:t>
+        <w:t>GVK AIRPORT HOLDINGS LIMITED</w:t>
       </w:r>
     </w:p>
     <w:p>
@@ -4333,82 +3665,7 @@
           <w:sz w:val="20"/>
           <w:u w:val="none"/>
         </w:rPr>
-        <w:t>FLAIRE UNMANNED SYSTEMS PRIVATE LIMITED</w:t>
-      </w:r>
-    </w:p>
-    <w:p>
-      <w:pPr>
-        <w:spacing w:before="0" w:after="20"/>
-        <w:jc w:val="left"/>
-      </w:pPr>
-      <w:r>
-        <w:rPr>
-          <w:rFonts w:ascii="Adani" w:hAnsi="Adani"/>
-          <w:b/>
-          <w:sz w:val="20"/>
-          <w:u w:val="none"/>
-        </w:rPr>
-        <w:t>AWL AGRI BUSINESS LIMITED</w:t>
-      </w:r>
-    </w:p>
-    <w:p>
-      <w:pPr>
-        <w:spacing w:before="0" w:after="20"/>
-        <w:jc w:val="left"/>
-      </w:pPr>
-      <w:r>
-        <w:rPr>
-          <w:rFonts w:ascii="Adani" w:hAnsi="Adani"/>
-          <w:b/>
-          <w:sz w:val="20"/>
-          <w:u w:val="none"/>
-        </w:rPr>
-        <w:t>ALPHA-ELSEC DEFENCE &amp; AEROSPACE SYSTEMS PRIVATE LIMITED</w:t>
-      </w:r>
-    </w:p>
-    <w:p>
-      <w:pPr>
-        <w:spacing w:before="0" w:after="20"/>
-        <w:jc w:val="left"/>
-      </w:pPr>
-      <w:r>
-        <w:rPr>
-          <w:rFonts w:ascii="Adani" w:hAnsi="Adani"/>
-          <w:b/>
-          <w:sz w:val="20"/>
-          <w:u w:val="none"/>
-        </w:rPr>
-        <w:t>ALPHA DESIGN TECHNOLOGIES PRIVATE LIMITED</w:t>
-      </w:r>
-    </w:p>
-    <w:p>
-      <w:pPr>
-        <w:spacing w:before="0" w:after="20"/>
-        <w:jc w:val="left"/>
-      </w:pPr>
-      <w:r>
-        <w:rPr>
-          <w:rFonts w:ascii="Adani" w:hAnsi="Adani"/>
-          <w:b/>
-          <w:sz w:val="20"/>
-          <w:u w:val="none"/>
-        </w:rPr>
         <w:t>ADANI DEFENCE SYSTEMS AND TECHNOLOGIES LIMITED</w:t>
-      </w:r>
-    </w:p>
-    <w:p>
-      <w:pPr>
-        <w:spacing w:before="0" w:after="20"/>
-        <w:jc w:val="left"/>
-      </w:pPr>
-      <w:r>
-        <w:rPr>
-          <w:rFonts w:ascii="Adani" w:hAnsi="Adani"/>
-          <w:b/>
-          <w:sz w:val="20"/>
-          <w:u w:val="none"/>
-        </w:rPr>
-        <w:t>ADANI-ELBIT ADVANCED SYSTEMS INDIA LIMITED</w:t>
       </w:r>
     </w:p>
     <w:p/>
@@ -4499,7 +3756,7 @@
           <w:sz w:val="20"/>
           <w:u w:val="none"/>
         </w:rPr>
-        <w:t>GVK AIRPORT HOLDINGS LIMITED</w:t>
+        <w:t>GVK AIRPORT DEVELOPERS LIMITED</w:t>
       </w:r>
     </w:p>
     <w:p>
@@ -4514,7 +3771,7 @@
           <w:sz w:val="20"/>
           <w:u w:val="none"/>
         </w:rPr>
-        <w:t>GVK AIRPORT DEVELOPERS LIMITED</w:t>
+        <w:t>GVK AIRPORT HOLDINGS LIMITED</w:t>
       </w:r>
     </w:p>
     <w:p>
@@ -4559,37 +3816,7 @@
           <w:sz w:val="20"/>
           <w:u w:val="none"/>
         </w:rPr>
-        <w:t>AWL AGRI BUSINESS LIMITED</w:t>
-      </w:r>
-    </w:p>
-    <w:p>
-      <w:pPr>
-        <w:spacing w:before="0" w:after="20"/>
-        <w:jc w:val="left"/>
-      </w:pPr>
-      <w:r>
-        <w:rPr>
-          <w:rFonts w:ascii="Adani" w:hAnsi="Adani"/>
-          <w:b w:val="0"/>
-          <w:sz w:val="20"/>
-          <w:u w:val="none"/>
-        </w:rPr>
         <w:t>ADANI DEFENCE SYSTEMS AND TECHNOLOGIES LIMITED</w:t>
-      </w:r>
-    </w:p>
-    <w:p>
-      <w:pPr>
-        <w:spacing w:before="0" w:after="20"/>
-        <w:jc w:val="left"/>
-      </w:pPr>
-      <w:r>
-        <w:rPr>
-          <w:rFonts w:ascii="Adani" w:hAnsi="Adani"/>
-          <w:b w:val="0"/>
-          <w:sz w:val="20"/>
-          <w:u w:val="none"/>
-        </w:rPr>
-        <w:t>ADANI-ELBIT ADVANCED SYSTEMS INDIA LIMITED</w:t>
       </w:r>
     </w:p>
     <w:p/>
@@ -4700,51 +3927,6 @@
           <w:u w:val="none"/>
         </w:rPr>
         <w:t>INDIANOIL - ADANI GAS PRIVATE LIMITED</w:t>
-      </w:r>
-    </w:p>
-    <w:p>
-      <w:pPr>
-        <w:spacing w:before="0" w:after="20"/>
-        <w:jc w:val="left"/>
-      </w:pPr>
-      <w:r>
-        <w:rPr>
-          <w:rFonts w:ascii="Adani" w:hAnsi="Adani"/>
-          <w:b w:val="0"/>
-          <w:sz w:val="20"/>
-          <w:u w:val="none"/>
-        </w:rPr>
-        <w:t>FLAIRE UNMANNED SYSTEMS PRIVATE LIMITED</w:t>
-      </w:r>
-    </w:p>
-    <w:p>
-      <w:pPr>
-        <w:spacing w:before="0" w:after="20"/>
-        <w:jc w:val="left"/>
-      </w:pPr>
-      <w:r>
-        <w:rPr>
-          <w:rFonts w:ascii="Adani" w:hAnsi="Adani"/>
-          <w:b w:val="0"/>
-          <w:sz w:val="20"/>
-          <w:u w:val="none"/>
-        </w:rPr>
-        <w:t>ALPHA-ELSEC DEFENCE &amp; AEROSPACE SYSTEMS PRIVATE LIMITED</w:t>
-      </w:r>
-    </w:p>
-    <w:p>
-      <w:pPr>
-        <w:spacing w:before="0" w:after="20"/>
-        <w:jc w:val="left"/>
-      </w:pPr>
-      <w:r>
-        <w:rPr>
-          <w:rFonts w:ascii="Adani" w:hAnsi="Adani"/>
-          <w:b w:val="0"/>
-          <w:sz w:val="20"/>
-          <w:u w:val="none"/>
-        </w:rPr>
-        <w:t>ALPHA DESIGN TECHNOLOGIES PRIVATE LIMITED</w:t>
       </w:r>
     </w:p>
     <w:p/>
@@ -5502,7 +4684,7 @@
                 <w:sz w:val="18"/>
                 <w:u w:val="none"/>
               </w:rPr>
-              <w:t>17</w:t>
+              <w:t>12</w:t>
             </w:r>
           </w:p>
         </w:tc>
@@ -6017,7 +5199,7 @@
                 <w:sz w:val="18"/>
                 <w:u w:val="none"/>
               </w:rPr>
-              <w:t>U62200TG2005PLC046505</w:t>
+              <w:t>U62200TG2005PLC046510</w:t>
             </w:r>
           </w:p>
         </w:tc>
@@ -6045,7 +5227,7 @@
                 <w:sz w:val="18"/>
                 <w:u w:val="none"/>
               </w:rPr>
-              <w:t>GVK AIRPORT HOLDINGS LIMITED</w:t>
+              <w:t>GVK AIRPORT DEVELOPERS LIMITED</w:t>
             </w:r>
           </w:p>
         </w:tc>
@@ -6131,7 +5313,7 @@
                 <w:sz w:val="18"/>
                 <w:u w:val="none"/>
               </w:rPr>
-              <w:t>U62200TG2005PLC046510</w:t>
+              <w:t>U62200TG2005PLC046505</w:t>
             </w:r>
           </w:p>
         </w:tc>
@@ -6159,7 +5341,7 @@
                 <w:sz w:val="18"/>
                 <w:u w:val="none"/>
               </w:rPr>
-              <w:t>GVK AIRPORT DEVELOPERS LIMITED</w:t>
+              <w:t>GVK AIRPORT HOLDINGS LIMITED</w:t>
             </w:r>
           </w:p>
         </w:tc>
@@ -6359,7 +5541,7 @@
                 <w:sz w:val="18"/>
                 <w:u w:val="none"/>
               </w:rPr>
-              <w:t>U74999GJ2013PTC123466</w:t>
+              <w:t>U74999DL2013PTC247911</w:t>
             </w:r>
           </w:p>
         </w:tc>
@@ -6587,7 +5769,7 @@
                 <w:sz w:val="18"/>
                 <w:u w:val="none"/>
               </w:rPr>
-              <w:t>U74999DL2013PTC247911</w:t>
+              <w:t>U74999GJ2013PTC123466</w:t>
             </w:r>
           </w:p>
         </w:tc>
@@ -6929,462 +6111,6 @@
                 <w:sz w:val="18"/>
                 <w:u w:val="none"/>
               </w:rPr>
-              <w:t>U74999GJ2019PTC115873</w:t>
-            </w:r>
-          </w:p>
-        </w:tc>
-        <w:tc>
-          <w:tcPr>
-            <w:tcW w:type="dxa" w:w="4252"/>
-            <w:shd w:val="clear" w:color="auto" w:fill="FFFFFF"/>
-            <w:tcBorders>
-              <w:top w:val="single" w:sz="4" w:space="0" w:color="000000"/>
-              <w:left w:val="single" w:sz="4" w:space="0" w:color="000000"/>
-              <w:bottom w:val="single" w:sz="4" w:space="0" w:color="000000"/>
-              <w:right w:val="single" w:sz="4" w:space="0" w:color="000000"/>
-            </w:tcBorders>
-            <w:vAlign w:val="center"/>
-          </w:tcPr>
-          <w:p>
-            <w:pPr>
-              <w:spacing w:before="40" w:after="40"/>
-              <w:jc w:val="left"/>
-            </w:pPr>
-            <w:r>
-              <w:rPr>
-                <w:rFonts w:ascii="Adani" w:hAnsi="Adani"/>
-                <w:b w:val="0"/>
-                <w:sz w:val="18"/>
-                <w:u w:val="none"/>
-              </w:rPr>
-              <w:t>FLAIRE UNMANNED SYSTEMS PRIVATE LIMITED</w:t>
-            </w:r>
-          </w:p>
-        </w:tc>
-        <w:tc>
-          <w:tcPr>
-            <w:tcW w:type="dxa" w:w="1587"/>
-            <w:shd w:val="clear" w:color="auto" w:fill="FFFFFF"/>
-            <w:tcBorders>
-              <w:top w:val="single" w:sz="4" w:space="0" w:color="000000"/>
-              <w:left w:val="single" w:sz="4" w:space="0" w:color="000000"/>
-              <w:bottom w:val="single" w:sz="4" w:space="0" w:color="000000"/>
-              <w:right w:val="single" w:sz="4" w:space="0" w:color="000000"/>
-            </w:tcBorders>
-            <w:vAlign w:val="center"/>
-          </w:tcPr>
-          <w:p>
-            <w:pPr>
-              <w:spacing w:before="40" w:after="40"/>
-              <w:jc w:val="left"/>
-            </w:pPr>
-            <w:r>
-              <w:rPr>
-                <w:rFonts w:ascii="Adani" w:hAnsi="Adani"/>
-                <w:b w:val="0"/>
-                <w:sz w:val="18"/>
-                <w:u w:val="none"/>
-              </w:rPr>
-              <w:t>Director</w:t>
-            </w:r>
-          </w:p>
-        </w:tc>
-        <w:tc>
-          <w:tcPr>
-            <w:tcW w:type="dxa" w:w="1304"/>
-            <w:shd w:val="clear" w:color="auto" w:fill="FFFFFF"/>
-            <w:tcBorders>
-              <w:top w:val="single" w:sz="4" w:space="0" w:color="000000"/>
-              <w:left w:val="single" w:sz="4" w:space="0" w:color="000000"/>
-              <w:bottom w:val="single" w:sz="4" w:space="0" w:color="000000"/>
-              <w:right w:val="single" w:sz="4" w:space="0" w:color="000000"/>
-            </w:tcBorders>
-            <w:vAlign w:val="center"/>
-          </w:tcPr>
-          <w:p>
-            <w:pPr>
-              <w:spacing w:before="40" w:after="40"/>
-              <w:jc w:val="left"/>
-            </w:pPr>
-            <w:r>
-              <w:rPr>
-                <w:rFonts w:ascii="Adani" w:hAnsi="Adani"/>
-                <w:b w:val="0"/>
-                <w:sz w:val="18"/>
-                <w:u w:val="none"/>
-              </w:rPr>
-              <w:t>02/01/2020</w:t>
-            </w:r>
-          </w:p>
-        </w:tc>
-      </w:tr>
-      <w:tr>
-        <w:tc>
-          <w:tcPr>
-            <w:tcW w:type="dxa" w:w="2268"/>
-            <w:shd w:val="clear" w:color="auto" w:fill="FFFFFF"/>
-            <w:tcBorders>
-              <w:top w:val="single" w:sz="4" w:space="0" w:color="000000"/>
-              <w:left w:val="single" w:sz="4" w:space="0" w:color="000000"/>
-              <w:bottom w:val="single" w:sz="4" w:space="0" w:color="000000"/>
-              <w:right w:val="single" w:sz="4" w:space="0" w:color="000000"/>
-            </w:tcBorders>
-            <w:vAlign w:val="center"/>
-          </w:tcPr>
-          <w:p>
-            <w:pPr>
-              <w:spacing w:before="40" w:after="40"/>
-              <w:jc w:val="left"/>
-            </w:pPr>
-            <w:r>
-              <w:rPr>
-                <w:rFonts w:ascii="Adani" w:hAnsi="Adani"/>
-                <w:b w:val="0"/>
-                <w:sz w:val="18"/>
-                <w:u w:val="none"/>
-              </w:rPr>
-              <w:t>L15146GJ1999PLC035320</w:t>
-            </w:r>
-          </w:p>
-        </w:tc>
-        <w:tc>
-          <w:tcPr>
-            <w:tcW w:type="dxa" w:w="4252"/>
-            <w:shd w:val="clear" w:color="auto" w:fill="FFFFFF"/>
-            <w:tcBorders>
-              <w:top w:val="single" w:sz="4" w:space="0" w:color="000000"/>
-              <w:left w:val="single" w:sz="4" w:space="0" w:color="000000"/>
-              <w:bottom w:val="single" w:sz="4" w:space="0" w:color="000000"/>
-              <w:right w:val="single" w:sz="4" w:space="0" w:color="000000"/>
-            </w:tcBorders>
-            <w:vAlign w:val="center"/>
-          </w:tcPr>
-          <w:p>
-            <w:pPr>
-              <w:spacing w:before="40" w:after="40"/>
-              <w:jc w:val="left"/>
-            </w:pPr>
-            <w:r>
-              <w:rPr>
-                <w:rFonts w:ascii="Adani" w:hAnsi="Adani"/>
-                <w:b w:val="0"/>
-                <w:sz w:val="18"/>
-                <w:u w:val="none"/>
-              </w:rPr>
-              <w:t>AWL AGRI BUSINESS LIMITED</w:t>
-            </w:r>
-          </w:p>
-        </w:tc>
-        <w:tc>
-          <w:tcPr>
-            <w:tcW w:type="dxa" w:w="1587"/>
-            <w:shd w:val="clear" w:color="auto" w:fill="FFFFFF"/>
-            <w:tcBorders>
-              <w:top w:val="single" w:sz="4" w:space="0" w:color="000000"/>
-              <w:left w:val="single" w:sz="4" w:space="0" w:color="000000"/>
-              <w:bottom w:val="single" w:sz="4" w:space="0" w:color="000000"/>
-              <w:right w:val="single" w:sz="4" w:space="0" w:color="000000"/>
-            </w:tcBorders>
-            <w:vAlign w:val="center"/>
-          </w:tcPr>
-          <w:p>
-            <w:pPr>
-              <w:spacing w:before="40" w:after="40"/>
-              <w:jc w:val="left"/>
-            </w:pPr>
-            <w:r>
-              <w:rPr>
-                <w:rFonts w:ascii="Adani" w:hAnsi="Adani"/>
-                <w:b w:val="0"/>
-                <w:sz w:val="18"/>
-                <w:u w:val="none"/>
-              </w:rPr>
-              <w:t>Director</w:t>
-            </w:r>
-          </w:p>
-        </w:tc>
-        <w:tc>
-          <w:tcPr>
-            <w:tcW w:type="dxa" w:w="1304"/>
-            <w:shd w:val="clear" w:color="auto" w:fill="FFFFFF"/>
-            <w:tcBorders>
-              <w:top w:val="single" w:sz="4" w:space="0" w:color="000000"/>
-              <w:left w:val="single" w:sz="4" w:space="0" w:color="000000"/>
-              <w:bottom w:val="single" w:sz="4" w:space="0" w:color="000000"/>
-              <w:right w:val="single" w:sz="4" w:space="0" w:color="000000"/>
-            </w:tcBorders>
-            <w:vAlign w:val="center"/>
-          </w:tcPr>
-          <w:p>
-            <w:pPr>
-              <w:spacing w:before="40" w:after="40"/>
-              <w:jc w:val="left"/>
-            </w:pPr>
-            <w:r>
-              <w:rPr>
-                <w:rFonts w:ascii="Adani" w:hAnsi="Adani"/>
-                <w:b w:val="0"/>
-                <w:sz w:val="18"/>
-                <w:u w:val="none"/>
-              </w:rPr>
-              <w:t>17/06/2019</w:t>
-            </w:r>
-          </w:p>
-        </w:tc>
-      </w:tr>
-      <w:tr>
-        <w:tc>
-          <w:tcPr>
-            <w:tcW w:type="dxa" w:w="2268"/>
-            <w:shd w:val="clear" w:color="auto" w:fill="FFFFFF"/>
-            <w:tcBorders>
-              <w:top w:val="single" w:sz="4" w:space="0" w:color="000000"/>
-              <w:left w:val="single" w:sz="4" w:space="0" w:color="000000"/>
-              <w:bottom w:val="single" w:sz="4" w:space="0" w:color="000000"/>
-              <w:right w:val="single" w:sz="4" w:space="0" w:color="000000"/>
-            </w:tcBorders>
-            <w:vAlign w:val="center"/>
-          </w:tcPr>
-          <w:p>
-            <w:pPr>
-              <w:spacing w:before="40" w:after="40"/>
-              <w:jc w:val="left"/>
-            </w:pPr>
-            <w:r>
-              <w:rPr>
-                <w:rFonts w:ascii="Adani" w:hAnsi="Adani"/>
-                <w:b w:val="0"/>
-                <w:sz w:val="18"/>
-                <w:u w:val="none"/>
-              </w:rPr>
-              <w:t>U31904KA2004PTC034094</w:t>
-            </w:r>
-          </w:p>
-        </w:tc>
-        <w:tc>
-          <w:tcPr>
-            <w:tcW w:type="dxa" w:w="4252"/>
-            <w:shd w:val="clear" w:color="auto" w:fill="FFFFFF"/>
-            <w:tcBorders>
-              <w:top w:val="single" w:sz="4" w:space="0" w:color="000000"/>
-              <w:left w:val="single" w:sz="4" w:space="0" w:color="000000"/>
-              <w:bottom w:val="single" w:sz="4" w:space="0" w:color="000000"/>
-              <w:right w:val="single" w:sz="4" w:space="0" w:color="000000"/>
-            </w:tcBorders>
-            <w:vAlign w:val="center"/>
-          </w:tcPr>
-          <w:p>
-            <w:pPr>
-              <w:spacing w:before="40" w:after="40"/>
-              <w:jc w:val="left"/>
-            </w:pPr>
-            <w:r>
-              <w:rPr>
-                <w:rFonts w:ascii="Adani" w:hAnsi="Adani"/>
-                <w:b w:val="0"/>
-                <w:sz w:val="18"/>
-                <w:u w:val="none"/>
-              </w:rPr>
-              <w:t>ALPHA-ELSEC DEFENCE &amp; AEROSPACE SYSTEMS PRIVATE LIMITED</w:t>
-            </w:r>
-          </w:p>
-        </w:tc>
-        <w:tc>
-          <w:tcPr>
-            <w:tcW w:type="dxa" w:w="1587"/>
-            <w:shd w:val="clear" w:color="auto" w:fill="FFFFFF"/>
-            <w:tcBorders>
-              <w:top w:val="single" w:sz="4" w:space="0" w:color="000000"/>
-              <w:left w:val="single" w:sz="4" w:space="0" w:color="000000"/>
-              <w:bottom w:val="single" w:sz="4" w:space="0" w:color="000000"/>
-              <w:right w:val="single" w:sz="4" w:space="0" w:color="000000"/>
-            </w:tcBorders>
-            <w:vAlign w:val="center"/>
-          </w:tcPr>
-          <w:p>
-            <w:pPr>
-              <w:spacing w:before="40" w:after="40"/>
-              <w:jc w:val="left"/>
-            </w:pPr>
-            <w:r>
-              <w:rPr>
-                <w:rFonts w:ascii="Adani" w:hAnsi="Adani"/>
-                <w:b w:val="0"/>
-                <w:sz w:val="18"/>
-                <w:u w:val="none"/>
-              </w:rPr>
-              <w:t>Nominee Director</w:t>
-            </w:r>
-          </w:p>
-        </w:tc>
-        <w:tc>
-          <w:tcPr>
-            <w:tcW w:type="dxa" w:w="1304"/>
-            <w:shd w:val="clear" w:color="auto" w:fill="FFFFFF"/>
-            <w:tcBorders>
-              <w:top w:val="single" w:sz="4" w:space="0" w:color="000000"/>
-              <w:left w:val="single" w:sz="4" w:space="0" w:color="000000"/>
-              <w:bottom w:val="single" w:sz="4" w:space="0" w:color="000000"/>
-              <w:right w:val="single" w:sz="4" w:space="0" w:color="000000"/>
-            </w:tcBorders>
-            <w:vAlign w:val="center"/>
-          </w:tcPr>
-          <w:p>
-            <w:pPr>
-              <w:spacing w:before="40" w:after="40"/>
-              <w:jc w:val="left"/>
-            </w:pPr>
-            <w:r>
-              <w:rPr>
-                <w:rFonts w:ascii="Adani" w:hAnsi="Adani"/>
-                <w:b w:val="0"/>
-                <w:sz w:val="18"/>
-                <w:u w:val="none"/>
-              </w:rPr>
-              <w:t>18/02/2019</w:t>
-            </w:r>
-          </w:p>
-        </w:tc>
-      </w:tr>
-      <w:tr>
-        <w:tc>
-          <w:tcPr>
-            <w:tcW w:type="dxa" w:w="2268"/>
-            <w:shd w:val="clear" w:color="auto" w:fill="FFFFFF"/>
-            <w:tcBorders>
-              <w:top w:val="single" w:sz="4" w:space="0" w:color="000000"/>
-              <w:left w:val="single" w:sz="4" w:space="0" w:color="000000"/>
-              <w:bottom w:val="single" w:sz="4" w:space="0" w:color="000000"/>
-              <w:right w:val="single" w:sz="4" w:space="0" w:color="000000"/>
-            </w:tcBorders>
-            <w:vAlign w:val="center"/>
-          </w:tcPr>
-          <w:p>
-            <w:pPr>
-              <w:spacing w:before="40" w:after="40"/>
-              <w:jc w:val="left"/>
-            </w:pPr>
-            <w:r>
-              <w:rPr>
-                <w:rFonts w:ascii="Adani" w:hAnsi="Adani"/>
-                <w:b w:val="0"/>
-                <w:sz w:val="18"/>
-                <w:u w:val="none"/>
-              </w:rPr>
-              <w:t>U74140KA2003PTC032191</w:t>
-            </w:r>
-          </w:p>
-        </w:tc>
-        <w:tc>
-          <w:tcPr>
-            <w:tcW w:type="dxa" w:w="4252"/>
-            <w:shd w:val="clear" w:color="auto" w:fill="FFFFFF"/>
-            <w:tcBorders>
-              <w:top w:val="single" w:sz="4" w:space="0" w:color="000000"/>
-              <w:left w:val="single" w:sz="4" w:space="0" w:color="000000"/>
-              <w:bottom w:val="single" w:sz="4" w:space="0" w:color="000000"/>
-              <w:right w:val="single" w:sz="4" w:space="0" w:color="000000"/>
-            </w:tcBorders>
-            <w:vAlign w:val="center"/>
-          </w:tcPr>
-          <w:p>
-            <w:pPr>
-              <w:spacing w:before="40" w:after="40"/>
-              <w:jc w:val="left"/>
-            </w:pPr>
-            <w:r>
-              <w:rPr>
-                <w:rFonts w:ascii="Adani" w:hAnsi="Adani"/>
-                <w:b w:val="0"/>
-                <w:sz w:val="18"/>
-                <w:u w:val="none"/>
-              </w:rPr>
-              <w:t>ALPHA DESIGN TECHNOLOGIES PRIVATE LIMITED</w:t>
-            </w:r>
-          </w:p>
-        </w:tc>
-        <w:tc>
-          <w:tcPr>
-            <w:tcW w:type="dxa" w:w="1587"/>
-            <w:shd w:val="clear" w:color="auto" w:fill="FFFFFF"/>
-            <w:tcBorders>
-              <w:top w:val="single" w:sz="4" w:space="0" w:color="000000"/>
-              <w:left w:val="single" w:sz="4" w:space="0" w:color="000000"/>
-              <w:bottom w:val="single" w:sz="4" w:space="0" w:color="000000"/>
-              <w:right w:val="single" w:sz="4" w:space="0" w:color="000000"/>
-            </w:tcBorders>
-            <w:vAlign w:val="center"/>
-          </w:tcPr>
-          <w:p>
-            <w:pPr>
-              <w:spacing w:before="40" w:after="40"/>
-              <w:jc w:val="left"/>
-            </w:pPr>
-            <w:r>
-              <w:rPr>
-                <w:rFonts w:ascii="Adani" w:hAnsi="Adani"/>
-                <w:b w:val="0"/>
-                <w:sz w:val="18"/>
-                <w:u w:val="none"/>
-              </w:rPr>
-              <w:t>Director</w:t>
-            </w:r>
-          </w:p>
-        </w:tc>
-        <w:tc>
-          <w:tcPr>
-            <w:tcW w:type="dxa" w:w="1304"/>
-            <w:shd w:val="clear" w:color="auto" w:fill="FFFFFF"/>
-            <w:tcBorders>
-              <w:top w:val="single" w:sz="4" w:space="0" w:color="000000"/>
-              <w:left w:val="single" w:sz="4" w:space="0" w:color="000000"/>
-              <w:bottom w:val="single" w:sz="4" w:space="0" w:color="000000"/>
-              <w:right w:val="single" w:sz="4" w:space="0" w:color="000000"/>
-            </w:tcBorders>
-            <w:vAlign w:val="center"/>
-          </w:tcPr>
-          <w:p>
-            <w:pPr>
-              <w:spacing w:before="40" w:after="40"/>
-              <w:jc w:val="left"/>
-            </w:pPr>
-            <w:r>
-              <w:rPr>
-                <w:rFonts w:ascii="Adani" w:hAnsi="Adani"/>
-                <w:b w:val="0"/>
-                <w:sz w:val="18"/>
-                <w:u w:val="none"/>
-              </w:rPr>
-              <w:t>13/12/2018</w:t>
-            </w:r>
-          </w:p>
-        </w:tc>
-      </w:tr>
-      <w:tr>
-        <w:tc>
-          <w:tcPr>
-            <w:tcW w:type="dxa" w:w="2268"/>
-            <w:shd w:val="clear" w:color="auto" w:fill="FFFFFF"/>
-            <w:tcBorders>
-              <w:top w:val="single" w:sz="4" w:space="0" w:color="000000"/>
-              <w:left w:val="single" w:sz="4" w:space="0" w:color="000000"/>
-              <w:bottom w:val="single" w:sz="4" w:space="0" w:color="000000"/>
-              <w:right w:val="single" w:sz="4" w:space="0" w:color="000000"/>
-            </w:tcBorders>
-            <w:vAlign w:val="center"/>
-          </w:tcPr>
-          <w:p>
-            <w:pPr>
-              <w:spacing w:before="40" w:after="40"/>
-              <w:jc w:val="left"/>
-            </w:pPr>
-            <w:r>
-              <w:rPr>
-                <w:rFonts w:ascii="Adani" w:hAnsi="Adani"/>
-                <w:b w:val="0"/>
-                <w:sz w:val="18"/>
-                <w:u w:val="none"/>
-              </w:rPr>
               <w:t>U74900GJ2015PLC082700</w:t>
             </w:r>
           </w:p>
@@ -7470,120 +6196,6 @@
                 <w:u w:val="none"/>
               </w:rPr>
               <w:t>06/09/2017</w:t>
-            </w:r>
-          </w:p>
-        </w:tc>
-      </w:tr>
-      <w:tr>
-        <w:tc>
-          <w:tcPr>
-            <w:tcW w:type="dxa" w:w="2268"/>
-            <w:shd w:val="clear" w:color="auto" w:fill="FFFFFF"/>
-            <w:tcBorders>
-              <w:top w:val="single" w:sz="4" w:space="0" w:color="000000"/>
-              <w:left w:val="single" w:sz="4" w:space="0" w:color="000000"/>
-              <w:bottom w:val="single" w:sz="4" w:space="0" w:color="000000"/>
-              <w:right w:val="single" w:sz="4" w:space="0" w:color="000000"/>
-            </w:tcBorders>
-            <w:vAlign w:val="center"/>
-          </w:tcPr>
-          <w:p>
-            <w:pPr>
-              <w:spacing w:before="40" w:after="40"/>
-              <w:jc w:val="left"/>
-            </w:pPr>
-            <w:r>
-              <w:rPr>
-                <w:rFonts w:ascii="Adani" w:hAnsi="Adani"/>
-                <w:b w:val="0"/>
-                <w:sz w:val="18"/>
-                <w:u w:val="none"/>
-              </w:rPr>
-              <w:t>U74999GJ2016PLC094297</w:t>
-            </w:r>
-          </w:p>
-        </w:tc>
-        <w:tc>
-          <w:tcPr>
-            <w:tcW w:type="dxa" w:w="4252"/>
-            <w:shd w:val="clear" w:color="auto" w:fill="FFFFFF"/>
-            <w:tcBorders>
-              <w:top w:val="single" w:sz="4" w:space="0" w:color="000000"/>
-              <w:left w:val="single" w:sz="4" w:space="0" w:color="000000"/>
-              <w:bottom w:val="single" w:sz="4" w:space="0" w:color="000000"/>
-              <w:right w:val="single" w:sz="4" w:space="0" w:color="000000"/>
-            </w:tcBorders>
-            <w:vAlign w:val="center"/>
-          </w:tcPr>
-          <w:p>
-            <w:pPr>
-              <w:spacing w:before="40" w:after="40"/>
-              <w:jc w:val="left"/>
-            </w:pPr>
-            <w:r>
-              <w:rPr>
-                <w:rFonts w:ascii="Adani" w:hAnsi="Adani"/>
-                <w:b w:val="0"/>
-                <w:sz w:val="18"/>
-                <w:u w:val="none"/>
-              </w:rPr>
-              <w:t>ADANI-ELBIT ADVANCED SYSTEMS INDIA LIMITED</w:t>
-            </w:r>
-          </w:p>
-        </w:tc>
-        <w:tc>
-          <w:tcPr>
-            <w:tcW w:type="dxa" w:w="1587"/>
-            <w:shd w:val="clear" w:color="auto" w:fill="FFFFFF"/>
-            <w:tcBorders>
-              <w:top w:val="single" w:sz="4" w:space="0" w:color="000000"/>
-              <w:left w:val="single" w:sz="4" w:space="0" w:color="000000"/>
-              <w:bottom w:val="single" w:sz="4" w:space="0" w:color="000000"/>
-              <w:right w:val="single" w:sz="4" w:space="0" w:color="000000"/>
-            </w:tcBorders>
-            <w:vAlign w:val="center"/>
-          </w:tcPr>
-          <w:p>
-            <w:pPr>
-              <w:spacing w:before="40" w:after="40"/>
-              <w:jc w:val="left"/>
-            </w:pPr>
-            <w:r>
-              <w:rPr>
-                <w:rFonts w:ascii="Adani" w:hAnsi="Adani"/>
-                <w:b w:val="0"/>
-                <w:sz w:val="18"/>
-                <w:u w:val="none"/>
-              </w:rPr>
-              <w:t>Managing Director</w:t>
-            </w:r>
-          </w:p>
-        </w:tc>
-        <w:tc>
-          <w:tcPr>
-            <w:tcW w:type="dxa" w:w="1304"/>
-            <w:shd w:val="clear" w:color="auto" w:fill="FFFFFF"/>
-            <w:tcBorders>
-              <w:top w:val="single" w:sz="4" w:space="0" w:color="000000"/>
-              <w:left w:val="single" w:sz="4" w:space="0" w:color="000000"/>
-              <w:bottom w:val="single" w:sz="4" w:space="0" w:color="000000"/>
-              <w:right w:val="single" w:sz="4" w:space="0" w:color="000000"/>
-            </w:tcBorders>
-            <w:vAlign w:val="center"/>
-          </w:tcPr>
-          <w:p>
-            <w:pPr>
-              <w:spacing w:before="40" w:after="40"/>
-              <w:jc w:val="left"/>
-            </w:pPr>
-            <w:r>
-              <w:rPr>
-                <w:rFonts w:ascii="Adani" w:hAnsi="Adani"/>
-                <w:b w:val="0"/>
-                <w:sz w:val="18"/>
-                <w:u w:val="none"/>
-              </w:rPr>
-              <w:t>07/11/2016</w:t>
             </w:r>
           </w:p>
         </w:tc>

--- a/Backend/Director_Disclosure/Output_Disclosures/2024-25/KARNAVATI_AVIATION_PRIVATE_LIMITED/MBP-1/MBP1_ASHISH_RAJVANSHI_07590913.docx
+++ b/Backend/Director_Disclosure/Output_Disclosures/2024-25/KARNAVATI_AVIATION_PRIVATE_LIMITED/MBP-1/MBP1_ASHISH_RAJVANSHI_07590913.docx
@@ -1099,7 +1099,7 @@
                 <w:sz w:val="18"/>
                 <w:u w:val="none"/>
               </w:rPr>
-              <w:t>ADANICONNEX PRIVATE LIMITED</w:t>
+              <w:t>PLR SYSTEMS (INDIA) LIMITED</w:t>
             </w:r>
           </w:p>
         </w:tc>
@@ -1183,7 +1183,7 @@
                 <w:sz w:val="18"/>
                 <w:u w:val="none"/>
               </w:rPr>
-              <w:t>27/10/2021</w:t>
+              <w:t>21/08/2021</w:t>
             </w:r>
           </w:p>
         </w:tc>
@@ -1383,7 +1383,7 @@
                 <w:sz w:val="18"/>
                 <w:u w:val="none"/>
               </w:rPr>
-              <w:t>PLR SYSTEMS (INDIA) LIMITED</w:t>
+              <w:t>PLR SYSTEMS PRIVATE LIMITED</w:t>
             </w:r>
           </w:p>
         </w:tc>
@@ -1525,148 +1525,6 @@
                 <w:sz w:val="18"/>
                 <w:u w:val="none"/>
               </w:rPr>
-              <w:t>PLR SYSTEMS PRIVATE LIMITED</w:t>
-            </w:r>
-          </w:p>
-        </w:tc>
-        <w:tc>
-          <w:tcPr>
-            <w:tcW w:type="dxa" w:w="1814"/>
-            <w:shd w:val="clear" w:color="auto" w:fill="FFFFFF"/>
-            <w:tcBorders>
-              <w:top w:val="single" w:sz="4" w:space="0" w:color="000000"/>
-              <w:left w:val="single" w:sz="4" w:space="0" w:color="000000"/>
-              <w:bottom w:val="single" w:sz="4" w:space="0" w:color="000000"/>
-              <w:right w:val="single" w:sz="4" w:space="0" w:color="000000"/>
-            </w:tcBorders>
-            <w:vAlign w:val="center"/>
-          </w:tcPr>
-          <w:p>
-            <w:pPr>
-              <w:spacing w:before="40" w:after="40"/>
-              <w:jc w:val="left"/>
-            </w:pPr>
-            <w:r>
-              <w:rPr>
-                <w:rFonts w:ascii="Adani" w:hAnsi="Adani"/>
-                <w:b w:val="0"/>
-                <w:sz w:val="18"/>
-                <w:u w:val="none"/>
-              </w:rPr>
-              <w:t>Director</w:t>
-            </w:r>
-          </w:p>
-        </w:tc>
-        <w:tc>
-          <w:tcPr>
-            <w:tcW w:type="dxa" w:w="1020"/>
-            <w:shd w:val="clear" w:color="auto" w:fill="FFFFFF"/>
-            <w:tcBorders>
-              <w:top w:val="single" w:sz="4" w:space="0" w:color="000000"/>
-              <w:left w:val="single" w:sz="4" w:space="0" w:color="000000"/>
-              <w:bottom w:val="single" w:sz="4" w:space="0" w:color="000000"/>
-              <w:right w:val="single" w:sz="4" w:space="0" w:color="000000"/>
-            </w:tcBorders>
-            <w:vAlign w:val="center"/>
-          </w:tcPr>
-          <w:p>
-            <w:pPr>
-              <w:spacing w:before="40" w:after="40"/>
-              <w:jc w:val="left"/>
-            </w:pPr>
-            <w:r>
-              <w:rPr>
-                <w:rFonts w:ascii="Adani" w:hAnsi="Adani"/>
-                <w:b w:val="0"/>
-                <w:sz w:val="18"/>
-                <w:u w:val="none"/>
-              </w:rPr>
-              <w:t>NIL</w:t>
-            </w:r>
-          </w:p>
-        </w:tc>
-        <w:tc>
-          <w:tcPr>
-            <w:tcW w:type="dxa" w:w="1247"/>
-            <w:shd w:val="clear" w:color="auto" w:fill="FFFFFF"/>
-            <w:tcBorders>
-              <w:top w:val="single" w:sz="4" w:space="0" w:color="000000"/>
-              <w:left w:val="single" w:sz="4" w:space="0" w:color="000000"/>
-              <w:bottom w:val="single" w:sz="4" w:space="0" w:color="000000"/>
-              <w:right w:val="single" w:sz="4" w:space="0" w:color="000000"/>
-            </w:tcBorders>
-            <w:vAlign w:val="center"/>
-          </w:tcPr>
-          <w:p>
-            <w:pPr>
-              <w:spacing w:before="40" w:after="40"/>
-              <w:jc w:val="left"/>
-            </w:pPr>
-            <w:r>
-              <w:rPr>
-                <w:rFonts w:ascii="Adani" w:hAnsi="Adani"/>
-                <w:b w:val="0"/>
-                <w:sz w:val="18"/>
-                <w:u w:val="none"/>
-              </w:rPr>
-              <w:t>21/08/2021</w:t>
-            </w:r>
-          </w:p>
-        </w:tc>
-      </w:tr>
-      <w:tr>
-        <w:tc>
-          <w:tcPr>
-            <w:tcW w:type="dxa" w:w="680"/>
-            <w:shd w:val="clear" w:color="auto" w:fill="FFFFFF"/>
-            <w:tcBorders>
-              <w:top w:val="single" w:sz="4" w:space="0" w:color="000000"/>
-              <w:left w:val="single" w:sz="4" w:space="0" w:color="000000"/>
-              <w:bottom w:val="single" w:sz="4" w:space="0" w:color="000000"/>
-              <w:right w:val="single" w:sz="4" w:space="0" w:color="000000"/>
-            </w:tcBorders>
-            <w:vAlign w:val="center"/>
-          </w:tcPr>
-          <w:p>
-            <w:pPr>
-              <w:spacing w:before="40" w:after="40"/>
-              <w:jc w:val="left"/>
-            </w:pPr>
-            <w:r>
-              <w:rPr>
-                <w:rFonts w:ascii="Adani" w:hAnsi="Adani"/>
-                <w:b w:val="0"/>
-                <w:sz w:val="18"/>
-                <w:u w:val="none"/>
-              </w:rPr>
-              <w:t>10</w:t>
-            </w:r>
-          </w:p>
-        </w:tc>
-        <w:tc>
-          <w:tcPr>
-            <w:tcW w:type="dxa" w:w="3969"/>
-            <w:shd w:val="clear" w:color="auto" w:fill="FFFFFF"/>
-            <w:tcBorders>
-              <w:top w:val="single" w:sz="4" w:space="0" w:color="000000"/>
-              <w:left w:val="single" w:sz="4" w:space="0" w:color="000000"/>
-              <w:bottom w:val="single" w:sz="4" w:space="0" w:color="000000"/>
-              <w:right w:val="single" w:sz="4" w:space="0" w:color="000000"/>
-            </w:tcBorders>
-            <w:vAlign w:val="center"/>
-          </w:tcPr>
-          <w:p>
-            <w:pPr>
-              <w:spacing w:before="40" w:after="40"/>
-              <w:jc w:val="left"/>
-            </w:pPr>
-            <w:r>
-              <w:rPr>
-                <w:rFonts w:ascii="Adani" w:hAnsi="Adani"/>
-                <w:b w:val="0"/>
-                <w:sz w:val="18"/>
-                <w:u w:val="none"/>
-              </w:rPr>
               <w:t>ORDEFENCE SYSTEMS LIMITED</w:t>
             </w:r>
           </w:p>
@@ -1781,7 +1639,7 @@
                 <w:sz w:val="18"/>
                 <w:u w:val="none"/>
               </w:rPr>
-              <w:t>11</w:t>
+              <w:t>10</w:t>
             </w:r>
           </w:p>
         </w:tc>
@@ -1923,7 +1781,7 @@
                 <w:sz w:val="18"/>
                 <w:u w:val="none"/>
               </w:rPr>
-              <w:t>12</w:t>
+              <w:t>11</w:t>
             </w:r>
           </w:p>
         </w:tc>
@@ -2272,7 +2130,7 @@
                 <w:sz w:val="18"/>
                 <w:u w:val="none"/>
               </w:rPr>
-              <w:t>Date:   15th May, 2026</w:t>
+              <w:t>Date:   27th May, 2026</w:t>
             </w:r>
           </w:p>
         </w:tc>
@@ -3309,7 +3167,7 @@
                 <w:sz w:val="18"/>
                 <w:u w:val="none"/>
               </w:rPr>
-              <w:t>Date:   15th May, 2026</w:t>
+              <w:t>Date:   27th May, 2026</w:t>
             </w:r>
           </w:p>
         </w:tc>
@@ -3470,7 +3328,7 @@
           <w:sz w:val="20"/>
           <w:u w:val="none"/>
         </w:rPr>
-        <w:t>15th May, 2026</w:t>
+        <w:t>27th May, 2026</w:t>
       </w:r>
     </w:p>
     <w:p>
@@ -3590,7 +3448,7 @@
           <w:sz w:val="20"/>
           <w:u w:val="none"/>
         </w:rPr>
-        <w:t>ADANICONNEX PRIVATE LIMITED</w:t>
+        <w:t>PLR SYSTEMS (INDIA) LIMITED</w:t>
       </w:r>
     </w:p>
     <w:p>
@@ -3606,21 +3464,6 @@
           <w:u w:val="none"/>
         </w:rPr>
         <w:t>PLR SYSTEMS PRIVATE LIMITED</w:t>
-      </w:r>
-    </w:p>
-    <w:p>
-      <w:pPr>
-        <w:spacing w:before="0" w:after="20"/>
-        <w:jc w:val="left"/>
-      </w:pPr>
-      <w:r>
-        <w:rPr>
-          <w:rFonts w:ascii="Adani" w:hAnsi="Adani"/>
-          <w:b/>
-          <w:sz w:val="20"/>
-          <w:u w:val="none"/>
-        </w:rPr>
-        <w:t>PLR SYSTEMS (INDIA) LIMITED</w:t>
       </w:r>
     </w:p>
     <w:p>
@@ -3882,21 +3725,6 @@
           <w:u w:val="none"/>
         </w:rPr>
         <w:t>KARNAVATI AVIATION PRIVATE LIMITED</w:t>
-      </w:r>
-    </w:p>
-    <w:p>
-      <w:pPr>
-        <w:spacing w:before="0" w:after="20"/>
-        <w:jc w:val="left"/>
-      </w:pPr>
-      <w:r>
-        <w:rPr>
-          <w:rFonts w:ascii="Adani" w:hAnsi="Adani"/>
-          <w:b w:val="0"/>
-          <w:sz w:val="20"/>
-          <w:u w:val="none"/>
-        </w:rPr>
-        <w:t>ADANICONNEX PRIVATE LIMITED</w:t>
       </w:r>
     </w:p>
     <w:p>
@@ -4684,7 +4512,7 @@
                 <w:sz w:val="18"/>
                 <w:u w:val="none"/>
               </w:rPr>
-              <w:t>12</w:t>
+              <w:t>11</w:t>
             </w:r>
           </w:p>
         </w:tc>
@@ -5427,7 +5255,7 @@
                 <w:sz w:val="18"/>
                 <w:u w:val="none"/>
               </w:rPr>
-              <w:t>U74999GJ2020PTC113608</w:t>
+              <w:t>U29309GJ2021PLC125033</w:t>
             </w:r>
           </w:p>
         </w:tc>
@@ -5455,121 +5283,7 @@
                 <w:sz w:val="18"/>
                 <w:u w:val="none"/>
               </w:rPr>
-              <w:t>ADANICONNEX PRIVATE LIMITED</w:t>
-            </w:r>
-          </w:p>
-        </w:tc>
-        <w:tc>
-          <w:tcPr>
-            <w:tcW w:type="dxa" w:w="1587"/>
-            <w:shd w:val="clear" w:color="auto" w:fill="FFFFFF"/>
-            <w:tcBorders>
-              <w:top w:val="single" w:sz="4" w:space="0" w:color="000000"/>
-              <w:left w:val="single" w:sz="4" w:space="0" w:color="000000"/>
-              <w:bottom w:val="single" w:sz="4" w:space="0" w:color="000000"/>
-              <w:right w:val="single" w:sz="4" w:space="0" w:color="000000"/>
-            </w:tcBorders>
-            <w:vAlign w:val="center"/>
-          </w:tcPr>
-          <w:p>
-            <w:pPr>
-              <w:spacing w:before="40" w:after="40"/>
-              <w:jc w:val="left"/>
-            </w:pPr>
-            <w:r>
-              <w:rPr>
-                <w:rFonts w:ascii="Adani" w:hAnsi="Adani"/>
-                <w:b w:val="0"/>
-                <w:sz w:val="18"/>
-                <w:u w:val="none"/>
-              </w:rPr>
-              <w:t>Director</w:t>
-            </w:r>
-          </w:p>
-        </w:tc>
-        <w:tc>
-          <w:tcPr>
-            <w:tcW w:type="dxa" w:w="1304"/>
-            <w:shd w:val="clear" w:color="auto" w:fill="FFFFFF"/>
-            <w:tcBorders>
-              <w:top w:val="single" w:sz="4" w:space="0" w:color="000000"/>
-              <w:left w:val="single" w:sz="4" w:space="0" w:color="000000"/>
-              <w:bottom w:val="single" w:sz="4" w:space="0" w:color="000000"/>
-              <w:right w:val="single" w:sz="4" w:space="0" w:color="000000"/>
-            </w:tcBorders>
-            <w:vAlign w:val="center"/>
-          </w:tcPr>
-          <w:p>
-            <w:pPr>
-              <w:spacing w:before="40" w:after="40"/>
-              <w:jc w:val="left"/>
-            </w:pPr>
-            <w:r>
-              <w:rPr>
-                <w:rFonts w:ascii="Adani" w:hAnsi="Adani"/>
-                <w:b w:val="0"/>
-                <w:sz w:val="18"/>
-                <w:u w:val="none"/>
-              </w:rPr>
-              <w:t>27/10/2021</w:t>
-            </w:r>
-          </w:p>
-        </w:tc>
-      </w:tr>
-      <w:tr>
-        <w:tc>
-          <w:tcPr>
-            <w:tcW w:type="dxa" w:w="2268"/>
-            <w:shd w:val="clear" w:color="auto" w:fill="FFFFFF"/>
-            <w:tcBorders>
-              <w:top w:val="single" w:sz="4" w:space="0" w:color="000000"/>
-              <w:left w:val="single" w:sz="4" w:space="0" w:color="000000"/>
-              <w:bottom w:val="single" w:sz="4" w:space="0" w:color="000000"/>
-              <w:right w:val="single" w:sz="4" w:space="0" w:color="000000"/>
-            </w:tcBorders>
-            <w:vAlign w:val="center"/>
-          </w:tcPr>
-          <w:p>
-            <w:pPr>
-              <w:spacing w:before="40" w:after="40"/>
-              <w:jc w:val="left"/>
-            </w:pPr>
-            <w:r>
-              <w:rPr>
-                <w:rFonts w:ascii="Adani" w:hAnsi="Adani"/>
-                <w:b w:val="0"/>
-                <w:sz w:val="18"/>
-                <w:u w:val="none"/>
-              </w:rPr>
-              <w:t>U74999DL2013PTC247911</w:t>
-            </w:r>
-          </w:p>
-        </w:tc>
-        <w:tc>
-          <w:tcPr>
-            <w:tcW w:type="dxa" w:w="4252"/>
-            <w:shd w:val="clear" w:color="auto" w:fill="FFFFFF"/>
-            <w:tcBorders>
-              <w:top w:val="single" w:sz="4" w:space="0" w:color="000000"/>
-              <w:left w:val="single" w:sz="4" w:space="0" w:color="000000"/>
-              <w:bottom w:val="single" w:sz="4" w:space="0" w:color="000000"/>
-              <w:right w:val="single" w:sz="4" w:space="0" w:color="000000"/>
-            </w:tcBorders>
-            <w:vAlign w:val="center"/>
-          </w:tcPr>
-          <w:p>
-            <w:pPr>
-              <w:spacing w:before="40" w:after="40"/>
-              <w:jc w:val="left"/>
-            </w:pPr>
-            <w:r>
-              <w:rPr>
-                <w:rFonts w:ascii="Adani" w:hAnsi="Adani"/>
-                <w:b w:val="0"/>
-                <w:sz w:val="18"/>
-                <w:u w:val="none"/>
-              </w:rPr>
-              <w:t>PLR SYSTEMS PRIVATE LIMITED</w:t>
+              <w:t>PLR SYSTEMS (INDIA) LIMITED</w:t>
             </w:r>
           </w:p>
         </w:tc>
@@ -5655,7 +5369,7 @@
                 <w:sz w:val="18"/>
                 <w:u w:val="none"/>
               </w:rPr>
-              <w:t>U29309GJ2021PLC125033</w:t>
+              <w:t>U74999DL2013PTC247911</w:t>
             </w:r>
           </w:p>
         </w:tc>
@@ -5683,7 +5397,7 @@
                 <w:sz w:val="18"/>
                 <w:u w:val="none"/>
               </w:rPr>
-              <w:t>PLR SYSTEMS (INDIA) LIMITED</w:t>
+              <w:t>PLR SYSTEMS PRIVATE LIMITED</w:t>
             </w:r>
           </w:p>
         </w:tc>

--- a/Backend/Director_Disclosure/Output_Disclosures/2024-25/KARNAVATI_AVIATION_PRIVATE_LIMITED/MBP-1/MBP1_ASHISH_RAJVANSHI_07590913.docx
+++ b/Backend/Director_Disclosure/Output_Disclosures/2024-25/KARNAVATI_AVIATION_PRIVATE_LIMITED/MBP-1/MBP1_ASHISH_RAJVANSHI_07590913.docx
@@ -417,7 +417,7 @@
                 <w:sz w:val="18"/>
                 <w:u w:val="none"/>
               </w:rPr>
-              <w:t>Additional Director</w:t>
+              <w:t>Director</w:t>
             </w:r>
           </w:p>
         </w:tc>
@@ -473,7 +473,7 @@
                 <w:sz w:val="18"/>
                 <w:u w:val="none"/>
               </w:rPr>
-              <w:t>07/02/2025</w:t>
+              <w:t>12/12/2025</w:t>
             </w:r>
           </w:p>
         </w:tc>
@@ -559,7 +559,7 @@
                 <w:sz w:val="18"/>
                 <w:u w:val="none"/>
               </w:rPr>
-              <w:t>Additional Director</w:t>
+              <w:t>Director</w:t>
             </w:r>
           </w:p>
         </w:tc>
@@ -615,7 +615,7 @@
                 <w:sz w:val="18"/>
                 <w:u w:val="none"/>
               </w:rPr>
-              <w:t>16/11/2024</w:t>
+              <w:t>16/06/2025</w:t>
             </w:r>
           </w:p>
         </w:tc>
@@ -1099,7 +1099,7 @@
                 <w:sz w:val="18"/>
                 <w:u w:val="none"/>
               </w:rPr>
-              <w:t>PLR SYSTEMS (INDIA) LIMITED</w:t>
+              <w:t>PLR SYSTEMS PRIVATE LIMITED</w:t>
             </w:r>
           </w:p>
         </w:tc>
@@ -1241,7 +1241,7 @@
                 <w:sz w:val="18"/>
                 <w:u w:val="none"/>
               </w:rPr>
-              <w:t>PLR SYSTEMS PRIVATE LIMITED</w:t>
+              <w:t>PLR SYSTEMS (INDIA) LIMITED</w:t>
             </w:r>
           </w:p>
         </w:tc>
@@ -1383,7 +1383,7 @@
                 <w:sz w:val="18"/>
                 <w:u w:val="none"/>
               </w:rPr>
-              <w:t>PLR SYSTEMS PRIVATE LIMITED</w:t>
+              <w:t>INDIANOIL - ADANI GAS PRIVATE LIMITED</w:t>
             </w:r>
           </w:p>
         </w:tc>
@@ -1467,7 +1467,7 @@
                 <w:sz w:val="18"/>
                 <w:u w:val="none"/>
               </w:rPr>
-              <w:t>21/08/2021</w:t>
+              <w:t>10/12/2020</w:t>
             </w:r>
           </w:p>
         </w:tc>
@@ -1640,148 +1640,6 @@
                 <w:u w:val="none"/>
               </w:rPr>
               <w:t>10</w:t>
-            </w:r>
-          </w:p>
-        </w:tc>
-        <w:tc>
-          <w:tcPr>
-            <w:tcW w:type="dxa" w:w="3969"/>
-            <w:shd w:val="clear" w:color="auto" w:fill="FFFFFF"/>
-            <w:tcBorders>
-              <w:top w:val="single" w:sz="4" w:space="0" w:color="000000"/>
-              <w:left w:val="single" w:sz="4" w:space="0" w:color="000000"/>
-              <w:bottom w:val="single" w:sz="4" w:space="0" w:color="000000"/>
-              <w:right w:val="single" w:sz="4" w:space="0" w:color="000000"/>
-            </w:tcBorders>
-            <w:vAlign w:val="center"/>
-          </w:tcPr>
-          <w:p>
-            <w:pPr>
-              <w:spacing w:before="40" w:after="40"/>
-              <w:jc w:val="left"/>
-            </w:pPr>
-            <w:r>
-              <w:rPr>
-                <w:rFonts w:ascii="Adani" w:hAnsi="Adani"/>
-                <w:b w:val="0"/>
-                <w:sz w:val="18"/>
-                <w:u w:val="none"/>
-              </w:rPr>
-              <w:t>INDIANOIL - ADANI GAS PRIVATE LIMITED</w:t>
-            </w:r>
-          </w:p>
-        </w:tc>
-        <w:tc>
-          <w:tcPr>
-            <w:tcW w:type="dxa" w:w="1814"/>
-            <w:shd w:val="clear" w:color="auto" w:fill="FFFFFF"/>
-            <w:tcBorders>
-              <w:top w:val="single" w:sz="4" w:space="0" w:color="000000"/>
-              <w:left w:val="single" w:sz="4" w:space="0" w:color="000000"/>
-              <w:bottom w:val="single" w:sz="4" w:space="0" w:color="000000"/>
-              <w:right w:val="single" w:sz="4" w:space="0" w:color="000000"/>
-            </w:tcBorders>
-            <w:vAlign w:val="center"/>
-          </w:tcPr>
-          <w:p>
-            <w:pPr>
-              <w:spacing w:before="40" w:after="40"/>
-              <w:jc w:val="left"/>
-            </w:pPr>
-            <w:r>
-              <w:rPr>
-                <w:rFonts w:ascii="Adani" w:hAnsi="Adani"/>
-                <w:b w:val="0"/>
-                <w:sz w:val="18"/>
-                <w:u w:val="none"/>
-              </w:rPr>
-              <w:t>Additional Director</w:t>
-            </w:r>
-          </w:p>
-        </w:tc>
-        <w:tc>
-          <w:tcPr>
-            <w:tcW w:type="dxa" w:w="1020"/>
-            <w:shd w:val="clear" w:color="auto" w:fill="FFFFFF"/>
-            <w:tcBorders>
-              <w:top w:val="single" w:sz="4" w:space="0" w:color="000000"/>
-              <w:left w:val="single" w:sz="4" w:space="0" w:color="000000"/>
-              <w:bottom w:val="single" w:sz="4" w:space="0" w:color="000000"/>
-              <w:right w:val="single" w:sz="4" w:space="0" w:color="000000"/>
-            </w:tcBorders>
-            <w:vAlign w:val="center"/>
-          </w:tcPr>
-          <w:p>
-            <w:pPr>
-              <w:spacing w:before="40" w:after="40"/>
-              <w:jc w:val="left"/>
-            </w:pPr>
-            <w:r>
-              <w:rPr>
-                <w:rFonts w:ascii="Adani" w:hAnsi="Adani"/>
-                <w:b w:val="0"/>
-                <w:sz w:val="18"/>
-                <w:u w:val="none"/>
-              </w:rPr>
-              <w:t>NIL</w:t>
-            </w:r>
-          </w:p>
-        </w:tc>
-        <w:tc>
-          <w:tcPr>
-            <w:tcW w:type="dxa" w:w="1247"/>
-            <w:shd w:val="clear" w:color="auto" w:fill="FFFFFF"/>
-            <w:tcBorders>
-              <w:top w:val="single" w:sz="4" w:space="0" w:color="000000"/>
-              <w:left w:val="single" w:sz="4" w:space="0" w:color="000000"/>
-              <w:bottom w:val="single" w:sz="4" w:space="0" w:color="000000"/>
-              <w:right w:val="single" w:sz="4" w:space="0" w:color="000000"/>
-            </w:tcBorders>
-            <w:vAlign w:val="center"/>
-          </w:tcPr>
-          <w:p>
-            <w:pPr>
-              <w:spacing w:before="40" w:after="40"/>
-              <w:jc w:val="left"/>
-            </w:pPr>
-            <w:r>
-              <w:rPr>
-                <w:rFonts w:ascii="Adani" w:hAnsi="Adani"/>
-                <w:b w:val="0"/>
-                <w:sz w:val="18"/>
-                <w:u w:val="none"/>
-              </w:rPr>
-              <w:t>11/01/2020</w:t>
-            </w:r>
-          </w:p>
-        </w:tc>
-      </w:tr>
-      <w:tr>
-        <w:tc>
-          <w:tcPr>
-            <w:tcW w:type="dxa" w:w="680"/>
-            <w:shd w:val="clear" w:color="auto" w:fill="FFFFFF"/>
-            <w:tcBorders>
-              <w:top w:val="single" w:sz="4" w:space="0" w:color="000000"/>
-              <w:left w:val="single" w:sz="4" w:space="0" w:color="000000"/>
-              <w:bottom w:val="single" w:sz="4" w:space="0" w:color="000000"/>
-              <w:right w:val="single" w:sz="4" w:space="0" w:color="000000"/>
-            </w:tcBorders>
-            <w:vAlign w:val="center"/>
-          </w:tcPr>
-          <w:p>
-            <w:pPr>
-              <w:spacing w:before="40" w:after="40"/>
-              <w:jc w:val="left"/>
-            </w:pPr>
-            <w:r>
-              <w:rPr>
-                <w:rFonts w:ascii="Adani" w:hAnsi="Adani"/>
-                <w:b w:val="0"/>
-                <w:sz w:val="18"/>
-                <w:u w:val="none"/>
-              </w:rPr>
-              <w:t>11</w:t>
             </w:r>
           </w:p>
         </w:tc>
@@ -2130,7 +1988,7 @@
                 <w:sz w:val="18"/>
                 <w:u w:val="none"/>
               </w:rPr>
-              <w:t>Date:   27th May, 2026</w:t>
+              <w:t>Date:   09th June, 2026</w:t>
             </w:r>
           </w:p>
         </w:tc>
@@ -3167,7 +3025,7 @@
                 <w:sz w:val="18"/>
                 <w:u w:val="none"/>
               </w:rPr>
-              <w:t>Date:   27th May, 2026</w:t>
+              <w:t>Date:   09th June, 2026</w:t>
             </w:r>
           </w:p>
         </w:tc>
@@ -3328,7 +3186,7 @@
           <w:sz w:val="20"/>
           <w:u w:val="none"/>
         </w:rPr>
-        <w:t>27th May, 2026</w:t>
+        <w:t>09th June, 2026</w:t>
       </w:r>
     </w:p>
     <w:p>
@@ -3448,6 +3306,21 @@
           <w:sz w:val="20"/>
           <w:u w:val="none"/>
         </w:rPr>
+        <w:t>PLR SYSTEMS PRIVATE LIMITED</w:t>
+      </w:r>
+    </w:p>
+    <w:p>
+      <w:pPr>
+        <w:spacing w:before="0" w:after="20"/>
+        <w:jc w:val="left"/>
+      </w:pPr>
+      <w:r>
+        <w:rPr>
+          <w:rFonts w:ascii="Adani" w:hAnsi="Adani"/>
+          <w:b/>
+          <w:sz w:val="20"/>
+          <w:u w:val="none"/>
+        </w:rPr>
         <w:t>PLR SYSTEMS (INDIA) LIMITED</w:t>
       </w:r>
     </w:p>
@@ -3463,7 +3336,7 @@
           <w:sz w:val="20"/>
           <w:u w:val="none"/>
         </w:rPr>
-        <w:t>PLR SYSTEMS PRIVATE LIMITED</w:t>
+        <w:t>INDIANOIL - ADANI GAS PRIVATE LIMITED</w:t>
       </w:r>
     </w:p>
     <w:p>
@@ -3479,21 +3352,6 @@
           <w:u w:val="none"/>
         </w:rPr>
         <w:t>ORDEFENCE SYSTEMS LIMITED</w:t>
-      </w:r>
-    </w:p>
-    <w:p>
-      <w:pPr>
-        <w:spacing w:before="0" w:after="20"/>
-        <w:jc w:val="left"/>
-      </w:pPr>
-      <w:r>
-        <w:rPr>
-          <w:rFonts w:ascii="Adani" w:hAnsi="Adani"/>
-          <w:b/>
-          <w:sz w:val="20"/>
-          <w:u w:val="none"/>
-        </w:rPr>
-        <w:t>INDIANOIL - ADANI GAS PRIVATE LIMITED</w:t>
       </w:r>
     </w:p>
     <w:p>
@@ -4512,7 +4370,7 @@
                 <w:sz w:val="18"/>
                 <w:u w:val="none"/>
               </w:rPr>
-              <w:t>11</w:t>
+              <w:t>10</w:t>
             </w:r>
           </w:p>
         </w:tc>
@@ -4741,7 +4599,7 @@
                 <w:sz w:val="18"/>
                 <w:u w:val="none"/>
               </w:rPr>
-              <w:t>Additional Director</w:t>
+              <w:t>Director</w:t>
             </w:r>
           </w:p>
         </w:tc>
@@ -4769,7 +4627,7 @@
                 <w:sz w:val="18"/>
                 <w:u w:val="none"/>
               </w:rPr>
-              <w:t>07/02/2025</w:t>
+              <w:t>12/12/2025</w:t>
             </w:r>
           </w:p>
         </w:tc>
@@ -4855,7 +4713,7 @@
                 <w:sz w:val="18"/>
                 <w:u w:val="none"/>
               </w:rPr>
-              <w:t>Additional Director</w:t>
+              <w:t>Director</w:t>
             </w:r>
           </w:p>
         </w:tc>
@@ -4883,7 +4741,7 @@
                 <w:sz w:val="18"/>
                 <w:u w:val="none"/>
               </w:rPr>
-              <w:t>16/11/2024</w:t>
+              <w:t>16/06/2025</w:t>
             </w:r>
           </w:p>
         </w:tc>
@@ -5255,6 +5113,120 @@
                 <w:sz w:val="18"/>
                 <w:u w:val="none"/>
               </w:rPr>
+              <w:t>U74999GJ2013PTC123466</w:t>
+            </w:r>
+          </w:p>
+        </w:tc>
+        <w:tc>
+          <w:tcPr>
+            <w:tcW w:type="dxa" w:w="4252"/>
+            <w:shd w:val="clear" w:color="auto" w:fill="FFFFFF"/>
+            <w:tcBorders>
+              <w:top w:val="single" w:sz="4" w:space="0" w:color="000000"/>
+              <w:left w:val="single" w:sz="4" w:space="0" w:color="000000"/>
+              <w:bottom w:val="single" w:sz="4" w:space="0" w:color="000000"/>
+              <w:right w:val="single" w:sz="4" w:space="0" w:color="000000"/>
+            </w:tcBorders>
+            <w:vAlign w:val="center"/>
+          </w:tcPr>
+          <w:p>
+            <w:pPr>
+              <w:spacing w:before="40" w:after="40"/>
+              <w:jc w:val="left"/>
+            </w:pPr>
+            <w:r>
+              <w:rPr>
+                <w:rFonts w:ascii="Adani" w:hAnsi="Adani"/>
+                <w:b w:val="0"/>
+                <w:sz w:val="18"/>
+                <w:u w:val="none"/>
+              </w:rPr>
+              <w:t>PLR SYSTEMS PRIVATE LIMITED</w:t>
+            </w:r>
+          </w:p>
+        </w:tc>
+        <w:tc>
+          <w:tcPr>
+            <w:tcW w:type="dxa" w:w="1587"/>
+            <w:shd w:val="clear" w:color="auto" w:fill="FFFFFF"/>
+            <w:tcBorders>
+              <w:top w:val="single" w:sz="4" w:space="0" w:color="000000"/>
+              <w:left w:val="single" w:sz="4" w:space="0" w:color="000000"/>
+              <w:bottom w:val="single" w:sz="4" w:space="0" w:color="000000"/>
+              <w:right w:val="single" w:sz="4" w:space="0" w:color="000000"/>
+            </w:tcBorders>
+            <w:vAlign w:val="center"/>
+          </w:tcPr>
+          <w:p>
+            <w:pPr>
+              <w:spacing w:before="40" w:after="40"/>
+              <w:jc w:val="left"/>
+            </w:pPr>
+            <w:r>
+              <w:rPr>
+                <w:rFonts w:ascii="Adani" w:hAnsi="Adani"/>
+                <w:b w:val="0"/>
+                <w:sz w:val="18"/>
+                <w:u w:val="none"/>
+              </w:rPr>
+              <w:t>Director</w:t>
+            </w:r>
+          </w:p>
+        </w:tc>
+        <w:tc>
+          <w:tcPr>
+            <w:tcW w:type="dxa" w:w="1304"/>
+            <w:shd w:val="clear" w:color="auto" w:fill="FFFFFF"/>
+            <w:tcBorders>
+              <w:top w:val="single" w:sz="4" w:space="0" w:color="000000"/>
+              <w:left w:val="single" w:sz="4" w:space="0" w:color="000000"/>
+              <w:bottom w:val="single" w:sz="4" w:space="0" w:color="000000"/>
+              <w:right w:val="single" w:sz="4" w:space="0" w:color="000000"/>
+            </w:tcBorders>
+            <w:vAlign w:val="center"/>
+          </w:tcPr>
+          <w:p>
+            <w:pPr>
+              <w:spacing w:before="40" w:after="40"/>
+              <w:jc w:val="left"/>
+            </w:pPr>
+            <w:r>
+              <w:rPr>
+                <w:rFonts w:ascii="Adani" w:hAnsi="Adani"/>
+                <w:b w:val="0"/>
+                <w:sz w:val="18"/>
+                <w:u w:val="none"/>
+              </w:rPr>
+              <w:t>21/08/2021</w:t>
+            </w:r>
+          </w:p>
+        </w:tc>
+      </w:tr>
+      <w:tr>
+        <w:tc>
+          <w:tcPr>
+            <w:tcW w:type="dxa" w:w="2268"/>
+            <w:shd w:val="clear" w:color="auto" w:fill="FFFFFF"/>
+            <w:tcBorders>
+              <w:top w:val="single" w:sz="4" w:space="0" w:color="000000"/>
+              <w:left w:val="single" w:sz="4" w:space="0" w:color="000000"/>
+              <w:bottom w:val="single" w:sz="4" w:space="0" w:color="000000"/>
+              <w:right w:val="single" w:sz="4" w:space="0" w:color="000000"/>
+            </w:tcBorders>
+            <w:vAlign w:val="center"/>
+          </w:tcPr>
+          <w:p>
+            <w:pPr>
+              <w:spacing w:before="40" w:after="40"/>
+              <w:jc w:val="left"/>
+            </w:pPr>
+            <w:r>
+              <w:rPr>
+                <w:rFonts w:ascii="Adani" w:hAnsi="Adani"/>
+                <w:b w:val="0"/>
+                <w:sz w:val="18"/>
+                <w:u w:val="none"/>
+              </w:rPr>
               <w:t>U29309GJ2021PLC125033</w:t>
             </w:r>
           </w:p>
@@ -5369,7 +5341,7 @@
                 <w:sz w:val="18"/>
                 <w:u w:val="none"/>
               </w:rPr>
-              <w:t>U74999DL2013PTC247911</w:t>
+              <w:t>U40300DL2013PTC258690</w:t>
             </w:r>
           </w:p>
         </w:tc>
@@ -5397,7 +5369,7 @@
                 <w:sz w:val="18"/>
                 <w:u w:val="none"/>
               </w:rPr>
-              <w:t>PLR SYSTEMS PRIVATE LIMITED</w:t>
+              <w:t>INDIANOIL - ADANI GAS PRIVATE LIMITED</w:t>
             </w:r>
           </w:p>
         </w:tc>
@@ -5453,121 +5425,7 @@
                 <w:sz w:val="18"/>
                 <w:u w:val="none"/>
               </w:rPr>
-              <w:t>21/08/2021</w:t>
-            </w:r>
-          </w:p>
-        </w:tc>
-      </w:tr>
-      <w:tr>
-        <w:tc>
-          <w:tcPr>
-            <w:tcW w:type="dxa" w:w="2268"/>
-            <w:shd w:val="clear" w:color="auto" w:fill="FFFFFF"/>
-            <w:tcBorders>
-              <w:top w:val="single" w:sz="4" w:space="0" w:color="000000"/>
-              <w:left w:val="single" w:sz="4" w:space="0" w:color="000000"/>
-              <w:bottom w:val="single" w:sz="4" w:space="0" w:color="000000"/>
-              <w:right w:val="single" w:sz="4" w:space="0" w:color="000000"/>
-            </w:tcBorders>
-            <w:vAlign w:val="center"/>
-          </w:tcPr>
-          <w:p>
-            <w:pPr>
-              <w:spacing w:before="40" w:after="40"/>
-              <w:jc w:val="left"/>
-            </w:pPr>
-            <w:r>
-              <w:rPr>
-                <w:rFonts w:ascii="Adani" w:hAnsi="Adani"/>
-                <w:b w:val="0"/>
-                <w:sz w:val="18"/>
-                <w:u w:val="none"/>
-              </w:rPr>
-              <w:t>U74999GJ2013PTC123466</w:t>
-            </w:r>
-          </w:p>
-        </w:tc>
-        <w:tc>
-          <w:tcPr>
-            <w:tcW w:type="dxa" w:w="4252"/>
-            <w:shd w:val="clear" w:color="auto" w:fill="FFFFFF"/>
-            <w:tcBorders>
-              <w:top w:val="single" w:sz="4" w:space="0" w:color="000000"/>
-              <w:left w:val="single" w:sz="4" w:space="0" w:color="000000"/>
-              <w:bottom w:val="single" w:sz="4" w:space="0" w:color="000000"/>
-              <w:right w:val="single" w:sz="4" w:space="0" w:color="000000"/>
-            </w:tcBorders>
-            <w:vAlign w:val="center"/>
-          </w:tcPr>
-          <w:p>
-            <w:pPr>
-              <w:spacing w:before="40" w:after="40"/>
-              <w:jc w:val="left"/>
-            </w:pPr>
-            <w:r>
-              <w:rPr>
-                <w:rFonts w:ascii="Adani" w:hAnsi="Adani"/>
-                <w:b w:val="0"/>
-                <w:sz w:val="18"/>
-                <w:u w:val="none"/>
-              </w:rPr>
-              <w:t>PLR SYSTEMS PRIVATE LIMITED</w:t>
-            </w:r>
-          </w:p>
-        </w:tc>
-        <w:tc>
-          <w:tcPr>
-            <w:tcW w:type="dxa" w:w="1587"/>
-            <w:shd w:val="clear" w:color="auto" w:fill="FFFFFF"/>
-            <w:tcBorders>
-              <w:top w:val="single" w:sz="4" w:space="0" w:color="000000"/>
-              <w:left w:val="single" w:sz="4" w:space="0" w:color="000000"/>
-              <w:bottom w:val="single" w:sz="4" w:space="0" w:color="000000"/>
-              <w:right w:val="single" w:sz="4" w:space="0" w:color="000000"/>
-            </w:tcBorders>
-            <w:vAlign w:val="center"/>
-          </w:tcPr>
-          <w:p>
-            <w:pPr>
-              <w:spacing w:before="40" w:after="40"/>
-              <w:jc w:val="left"/>
-            </w:pPr>
-            <w:r>
-              <w:rPr>
-                <w:rFonts w:ascii="Adani" w:hAnsi="Adani"/>
-                <w:b w:val="0"/>
-                <w:sz w:val="18"/>
-                <w:u w:val="none"/>
-              </w:rPr>
-              <w:t>Director</w:t>
-            </w:r>
-          </w:p>
-        </w:tc>
-        <w:tc>
-          <w:tcPr>
-            <w:tcW w:type="dxa" w:w="1304"/>
-            <w:shd w:val="clear" w:color="auto" w:fill="FFFFFF"/>
-            <w:tcBorders>
-              <w:top w:val="single" w:sz="4" w:space="0" w:color="000000"/>
-              <w:left w:val="single" w:sz="4" w:space="0" w:color="000000"/>
-              <w:bottom w:val="single" w:sz="4" w:space="0" w:color="000000"/>
-              <w:right w:val="single" w:sz="4" w:space="0" w:color="000000"/>
-            </w:tcBorders>
-            <w:vAlign w:val="center"/>
-          </w:tcPr>
-          <w:p>
-            <w:pPr>
-              <w:spacing w:before="40" w:after="40"/>
-              <w:jc w:val="left"/>
-            </w:pPr>
-            <w:r>
-              <w:rPr>
-                <w:rFonts w:ascii="Adani" w:hAnsi="Adani"/>
-                <w:b w:val="0"/>
-                <w:sz w:val="18"/>
-                <w:u w:val="none"/>
-              </w:rPr>
-              <w:t>21/08/2021</w:t>
+              <w:t>10/12/2020</w:t>
             </w:r>
           </w:p>
         </w:tc>
@@ -5682,120 +5540,6 @@
                 <w:u w:val="none"/>
               </w:rPr>
               <w:t>22/08/2020</w:t>
-            </w:r>
-          </w:p>
-        </w:tc>
-      </w:tr>
-      <w:tr>
-        <w:tc>
-          <w:tcPr>
-            <w:tcW w:type="dxa" w:w="2268"/>
-            <w:shd w:val="clear" w:color="auto" w:fill="FFFFFF"/>
-            <w:tcBorders>
-              <w:top w:val="single" w:sz="4" w:space="0" w:color="000000"/>
-              <w:left w:val="single" w:sz="4" w:space="0" w:color="000000"/>
-              <w:bottom w:val="single" w:sz="4" w:space="0" w:color="000000"/>
-              <w:right w:val="single" w:sz="4" w:space="0" w:color="000000"/>
-            </w:tcBorders>
-            <w:vAlign w:val="center"/>
-          </w:tcPr>
-          <w:p>
-            <w:pPr>
-              <w:spacing w:before="40" w:after="40"/>
-              <w:jc w:val="left"/>
-            </w:pPr>
-            <w:r>
-              <w:rPr>
-                <w:rFonts w:ascii="Adani" w:hAnsi="Adani"/>
-                <w:b w:val="0"/>
-                <w:sz w:val="18"/>
-                <w:u w:val="none"/>
-              </w:rPr>
-              <w:t>U40300DL2013PTC258690</w:t>
-            </w:r>
-          </w:p>
-        </w:tc>
-        <w:tc>
-          <w:tcPr>
-            <w:tcW w:type="dxa" w:w="4252"/>
-            <w:shd w:val="clear" w:color="auto" w:fill="FFFFFF"/>
-            <w:tcBorders>
-              <w:top w:val="single" w:sz="4" w:space="0" w:color="000000"/>
-              <w:left w:val="single" w:sz="4" w:space="0" w:color="000000"/>
-              <w:bottom w:val="single" w:sz="4" w:space="0" w:color="000000"/>
-              <w:right w:val="single" w:sz="4" w:space="0" w:color="000000"/>
-            </w:tcBorders>
-            <w:vAlign w:val="center"/>
-          </w:tcPr>
-          <w:p>
-            <w:pPr>
-              <w:spacing w:before="40" w:after="40"/>
-              <w:jc w:val="left"/>
-            </w:pPr>
-            <w:r>
-              <w:rPr>
-                <w:rFonts w:ascii="Adani" w:hAnsi="Adani"/>
-                <w:b w:val="0"/>
-                <w:sz w:val="18"/>
-                <w:u w:val="none"/>
-              </w:rPr>
-              <w:t>INDIANOIL - ADANI GAS PRIVATE LIMITED</w:t>
-            </w:r>
-          </w:p>
-        </w:tc>
-        <w:tc>
-          <w:tcPr>
-            <w:tcW w:type="dxa" w:w="1587"/>
-            <w:shd w:val="clear" w:color="auto" w:fill="FFFFFF"/>
-            <w:tcBorders>
-              <w:top w:val="single" w:sz="4" w:space="0" w:color="000000"/>
-              <w:left w:val="single" w:sz="4" w:space="0" w:color="000000"/>
-              <w:bottom w:val="single" w:sz="4" w:space="0" w:color="000000"/>
-              <w:right w:val="single" w:sz="4" w:space="0" w:color="000000"/>
-            </w:tcBorders>
-            <w:vAlign w:val="center"/>
-          </w:tcPr>
-          <w:p>
-            <w:pPr>
-              <w:spacing w:before="40" w:after="40"/>
-              <w:jc w:val="left"/>
-            </w:pPr>
-            <w:r>
-              <w:rPr>
-                <w:rFonts w:ascii="Adani" w:hAnsi="Adani"/>
-                <w:b w:val="0"/>
-                <w:sz w:val="18"/>
-                <w:u w:val="none"/>
-              </w:rPr>
-              <w:t>Additional Director</w:t>
-            </w:r>
-          </w:p>
-        </w:tc>
-        <w:tc>
-          <w:tcPr>
-            <w:tcW w:type="dxa" w:w="1304"/>
-            <w:shd w:val="clear" w:color="auto" w:fill="FFFFFF"/>
-            <w:tcBorders>
-              <w:top w:val="single" w:sz="4" w:space="0" w:color="000000"/>
-              <w:left w:val="single" w:sz="4" w:space="0" w:color="000000"/>
-              <w:bottom w:val="single" w:sz="4" w:space="0" w:color="000000"/>
-              <w:right w:val="single" w:sz="4" w:space="0" w:color="000000"/>
-            </w:tcBorders>
-            <w:vAlign w:val="center"/>
-          </w:tcPr>
-          <w:p>
-            <w:pPr>
-              <w:spacing w:before="40" w:after="40"/>
-              <w:jc w:val="left"/>
-            </w:pPr>
-            <w:r>
-              <w:rPr>
-                <w:rFonts w:ascii="Adani" w:hAnsi="Adani"/>
-                <w:b w:val="0"/>
-                <w:sz w:val="18"/>
-                <w:u w:val="none"/>
-              </w:rPr>
-              <w:t>11/01/2020</w:t>
             </w:r>
           </w:p>
         </w:tc>
